--- a/vi/files/assignments/Manuscript_Rubric_VN.docx
+++ b/vi/files/assignments/Manuscript_Rubric_VN.docx
@@ -7,7 +7,7 @@
         <w:pStyle w:val="Title"/>
       </w:pPr>
       <w:r>
-        <w:t>Bản thảo bài báo: Thang chấm điểm (cá nhân)</w:t>
+        <w:t>Bản thảo (phần Kết quả): Thang chấm điểm (cá nhân)</w:t>
       </w:r>
     </w:p>
     <w:p>
@@ -46,7 +46,7 @@
         <w:t>Tổng điểm:</w:t>
       </w:r>
       <w:r>
-        <w:t xml:space="preserve"> 100 điểm: bản thảo 90 + bình duyệt và phản hồi 10</w:t>
+        <w:t xml:space="preserve"> 100 điểm: phần Kết quả 80 + bình duyệt và phản hồi 20</w:t>
       </w:r>
     </w:p>
     <w:p>
@@ -79,7 +79,7 @@
         <w:t>Peer_Review_Instructions_VN.pdf</w:t>
       </w:r>
       <w:r>
-        <w:t>, gói kết quả của câu hỏi học viên đã chọn (Q1 đến Q5) và bảng kiểm STROBE</w:t>
+        <w:t xml:space="preserve"> và gói kết quả của câu hỏi học viên đã chọn (Q1 đến Q5)</w:t>
       </w:r>
     </w:p>
     <w:p>
@@ -97,31 +97,8 @@
           <w:b/>
         </w:rPr>
       </w:r>
-      <w:r/>
       <w:r>
-        <w:rPr>
-          <w:b/>
-        </w:rPr>
-      </w:r>
-      <w:r>
-        <w:t>Điểm mang tính hình thành. Điểm giúp mỗi học viên cải thiện bài báo và cho giảng viên thấy kỹ năng viết nào cần thêm thời gian. Chấm bản thảo đã sửa (nộp cùng thư phản hồi 2 tuần sau Buổi 8). Nếu không có bản sửa, chấm bản nháp và cho 0 điểm ở tiêu chí 10.</w:t>
-      </w:r>
-    </w:p>
-    <w:p>
-      <w:pPr>
-        <w:pStyle w:val="KeyFindings"/>
-      </w:pPr>
-      <w:r>
-        <w:t xml:space="preserve">Chấm </w:t>
-      </w:r>
-      <w:r>
-        <w:rPr>
-          <w:b/>
-        </w:rPr>
-        <w:t>phần viết, không chấm phần phân tích.</w:t>
-      </w:r>
-      <w:r>
-        <w:t xml:space="preserve"> Giảng viên đã làm phân tích. Chúng tôi đưa kết quả cho học viên; câu hỏi là học viên có báo cáo và diễn giải kết quả đúng, rõ ràng và trung thực hay không.</w:t>
+        <w:t>Điểm mang tính hình thành. Chấm phần Kết quả đã sửa (hạn 30/1/2027). Nếu không có bản sửa, chấm bản nháp và cho 0 điểm ở tiêu chí 9. Chấm phần viết, không chấm phần phân tích: giảng viên đã làm phân tích.</w:t>
       </w:r>
     </w:p>
     <w:p>
@@ -149,7 +126,7 @@
         <w:tab/>
       </w:r>
       <w:r>
-        <w:t>Mở gói kết quả của câu hỏi học viên đã chọn bên cạnh bản thảo và đối chiếu các số liệu chính.</w:t>
+        <w:t>Mở gói kết quả bên cạnh bản thảo và đối chiếu số liệu.</w:t>
       </w:r>
     </w:p>
     <w:p>
@@ -169,7 +146,7 @@
         <w:tab/>
       </w:r>
       <w:r>
-        <w:t>Với mỗi tiêu chí, chọn mức mô tả đúng nhất bài làm và cho điểm tương ứng. Nếu bài làm nằm giữa hai mức, chọn mức thấp hơn và ghi điều gì sẽ giúp nâng lên mức trên.</w:t>
+        <w:t>Với mỗi tiêu chí, chọn mức phù hợp nhất. Nếu bài nằm giữa hai mức, chọn mức thấp hơn.</w:t>
       </w:r>
     </w:p>
     <w:p>
@@ -189,27 +166,7 @@
         <w:tab/>
       </w:r>
       <w:r>
-        <w:t>Viết một nhận xét cho mỗi tiêu chí bị mất điểm: cần sửa gì và ở đâu (trang/dòng).</w:t>
-      </w:r>
-    </w:p>
-    <w:p>
-      <w:pPr>
-        <w:tabs>
-          <w:tab w:pos="397" w:val="left"/>
-        </w:tabs>
-        <w:spacing w:after="60"/>
-        <w:ind w:left="397" w:hanging="397"/>
-      </w:pPr>
-      <w:r>
-        <w:rPr>
-          <w:b/>
-          <w:color w:val="055F56"/>
-        </w:rPr>
-        <w:t>4.</w:t>
-        <w:tab/>
-      </w:r>
-      <w:r>
-        <w:t>Cộng điểm. Chỉ dùng các khoảng điểm ở cuối làm gợi ý cho nhận xét chung.</w:t>
+        <w:t>Viết một nhận xét cho mỗi tiêu chí bị mất điểm: cần sửa gì và ở đâu.</w:t>
       </w:r>
     </w:p>
     <w:p>
@@ -229,7 +186,7 @@
         <w:t>Xuất sắc</w:t>
       </w:r>
       <w:r>
-        <w:t xml:space="preserve">: đầy đủ, đúng, cụ thể. </w:t>
+        <w:t xml:space="preserve">: đầy đủ và đúng. </w:t>
       </w:r>
       <w:r>
         <w:rPr>
@@ -238,7 +195,7 @@
         <w:t>Tốt</w:t>
       </w:r>
       <w:r>
-        <w:t xml:space="preserve">: phần lớn đầy đủ và đúng, thiếu sót nhỏ. </w:t>
+        <w:t xml:space="preserve">: thiếu sót nhỏ. </w:t>
       </w:r>
       <w:r>
         <w:rPr>
@@ -247,7 +204,7 @@
         <w:t>Cần cải thiện</w:t>
       </w:r>
       <w:r>
-        <w:t xml:space="preserve">: có nhưng mơ hồ, chưa đầy đủ hoặc đúng một phần. </w:t>
+        <w:t xml:space="preserve">: mơ hồ, chưa đầy đủ hoặc đúng một phần. </w:t>
       </w:r>
       <w:r>
         <w:rPr>
@@ -264,15 +221,7 @@
         <w:pStyle w:val="Heading1"/>
       </w:pPr>
       <w:r>
-        <w:t>A. Bản thảo (90 điểm)</w:t>
-      </w:r>
-    </w:p>
-    <w:p>
-      <w:pPr>
-        <w:pStyle w:val="Heading2"/>
-      </w:pPr>
-      <w:r>
-        <w:t>Phần đầu và Đặt vấn đề</w:t>
+        <w:t>A. Phần Kết quả (80 điểm)</w:t>
       </w:r>
     </w:p>
     <w:tbl>
@@ -455,13 +404,13 @@
                 <w:b/>
                 <w:sz w:val="17"/>
               </w:rPr>
-              <w:t>1. Tên bài và tóm tắt</w:t>
+              <w:t>1. Tên bài dự kiến</w:t>
             </w:r>
             <w:r>
               <w:rPr>
                 <w:sz w:val="17"/>
               </w:rPr>
-              <w:t xml:space="preserve"> (10)</w:t>
+              <w:t xml:space="preserve"> (5)</w:t>
             </w:r>
           </w:p>
         </w:tc>
@@ -484,7 +433,322 @@
               <w:rPr>
                 <w:sz w:val="17"/>
               </w:rPr>
-              <w:t xml:space="preserve">Tên bài nêu đối tượng, phơi nhiễm, kết cục và thiết kế. Tóm tắt có cấu trúc, không quá 250 từ; phần Kết quả nêu tác động chính kèm KTC 95%; kết luận phù hợp với thiết kế. </w:t>
+              <w:t xml:space="preserve">Nêu đối tượng, phơi nhiễm, kết cục và thiết kế. Dùng "có liên quan", không dùng "tác động". </w:t>
+            </w:r>
+            <w:r>
+              <w:rPr>
+                <w:b/>
+                <w:sz w:val="17"/>
+              </w:rPr>
+              <w:t>5</w:t>
+            </w:r>
+          </w:p>
+        </w:tc>
+        <w:tc>
+          <w:tcPr>
+            <w:tcW w:type="dxa" w:w="1871"/>
+            <w:tcBorders>
+              <w:top w:val="single" w:sz="4" w:color="D5DDE1"/>
+              <w:left w:val="single" w:sz="4" w:color="D5DDE1"/>
+              <w:bottom w:val="single" w:sz="4" w:color="D5DDE1"/>
+              <w:right w:val="single" w:sz="4" w:color="D5DDE1"/>
+            </w:tcBorders>
+          </w:tcPr>
+          <w:p>
+            <w:pPr>
+              <w:keepNext/>
+              <w:spacing w:after="0"/>
+            </w:pPr>
+            <w:r>
+              <w:rPr>
+                <w:sz w:val="17"/>
+              </w:rPr>
+              <w:t xml:space="preserve">Thiếu một yếu tố. </w:t>
+            </w:r>
+            <w:r>
+              <w:rPr>
+                <w:b/>
+                <w:sz w:val="17"/>
+              </w:rPr>
+              <w:t>3</w:t>
+            </w:r>
+          </w:p>
+        </w:tc>
+        <w:tc>
+          <w:tcPr>
+            <w:tcW w:type="dxa" w:w="1871"/>
+            <w:tcBorders>
+              <w:top w:val="single" w:sz="4" w:color="D5DDE1"/>
+              <w:left w:val="single" w:sz="4" w:color="D5DDE1"/>
+              <w:bottom w:val="single" w:sz="4" w:color="D5DDE1"/>
+              <w:right w:val="single" w:sz="4" w:color="D5DDE1"/>
+            </w:tcBorders>
+          </w:tcPr>
+          <w:p>
+            <w:pPr>
+              <w:keepNext/>
+              <w:spacing w:after="0"/>
+            </w:pPr>
+            <w:r>
+              <w:rPr>
+                <w:sz w:val="17"/>
+              </w:rPr>
+              <w:t xml:space="preserve">Mơ hồ hoặc dùng từ nhân quả. </w:t>
+            </w:r>
+            <w:r>
+              <w:rPr>
+                <w:b/>
+                <w:sz w:val="17"/>
+              </w:rPr>
+              <w:t>1</w:t>
+            </w:r>
+          </w:p>
+        </w:tc>
+        <w:tc>
+          <w:tcPr>
+            <w:tcW w:type="dxa" w:w="1361"/>
+            <w:tcBorders>
+              <w:top w:val="single" w:sz="4" w:color="D5DDE1"/>
+              <w:left w:val="single" w:sz="4" w:color="D5DDE1"/>
+              <w:bottom w:val="single" w:sz="4" w:color="D5DDE1"/>
+              <w:right w:val="single" w:sz="4" w:color="D5DDE1"/>
+            </w:tcBorders>
+          </w:tcPr>
+          <w:p>
+            <w:pPr>
+              <w:keepNext/>
+              <w:spacing w:after="0"/>
+            </w:pPr>
+            <w:r>
+              <w:rPr>
+                <w:sz w:val="17"/>
+              </w:rPr>
+              <w:t xml:space="preserve">Không có. </w:t>
+            </w:r>
+            <w:r>
+              <w:rPr>
+                <w:b/>
+                <w:sz w:val="17"/>
+              </w:rPr>
+              <w:t>0</w:t>
+            </w:r>
+          </w:p>
+        </w:tc>
+      </w:tr>
+      <w:tr>
+        <w:trPr>
+          <w:cantSplit w:val="true"/>
+        </w:trPr>
+        <w:tc>
+          <w:tcPr>
+            <w:tcW w:type="dxa" w:w="1701"/>
+            <w:tcBorders>
+              <w:top w:val="single" w:sz="4" w:color="D5DDE1"/>
+              <w:left w:val="single" w:sz="4" w:color="D5DDE1"/>
+              <w:bottom w:val="single" w:sz="4" w:color="D5DDE1"/>
+              <w:right w:val="single" w:sz="4" w:color="D5DDE1"/>
+            </w:tcBorders>
+            <w:shd w:val="clear" w:color="auto" w:fill="F5F9FA"/>
+          </w:tcPr>
+          <w:p>
+            <w:pPr>
+              <w:keepNext/>
+              <w:spacing w:after="0"/>
+            </w:pPr>
+            <w:r>
+              <w:rPr>
+                <w:b/>
+                <w:sz w:val="17"/>
+              </w:rPr>
+              <w:t>2. Người tham gia</w:t>
+            </w:r>
+            <w:r>
+              <w:rPr>
+                <w:sz w:val="17"/>
+              </w:rPr>
+              <w:t xml:space="preserve"> (10) (STROBE 13)</w:t>
+            </w:r>
+          </w:p>
+        </w:tc>
+        <w:tc>
+          <w:tcPr>
+            <w:tcW w:type="dxa" w:w="2608"/>
+            <w:tcBorders>
+              <w:top w:val="single" w:sz="4" w:color="D5DDE1"/>
+              <w:left w:val="single" w:sz="4" w:color="D5DDE1"/>
+              <w:bottom w:val="single" w:sz="4" w:color="D5DDE1"/>
+              <w:right w:val="single" w:sz="4" w:color="D5DDE1"/>
+            </w:tcBorders>
+            <w:shd w:val="clear" w:color="auto" w:fill="F5F9FA"/>
+          </w:tcPr>
+          <w:p>
+            <w:pPr>
+              <w:keepNext/>
+              <w:spacing w:after="0"/>
+            </w:pPr>
+            <w:r>
+              <w:rPr>
+                <w:sz w:val="17"/>
+              </w:rPr>
+              <w:t xml:space="preserve">Số người được thu nhận, được phân tích và bị loại ở mỗi bước, kèm lý do. Q5 chỉ gồm người sống sót. </w:t>
+            </w:r>
+            <w:r>
+              <w:rPr>
+                <w:b/>
+                <w:sz w:val="17"/>
+              </w:rPr>
+              <w:t>10</w:t>
+            </w:r>
+          </w:p>
+        </w:tc>
+        <w:tc>
+          <w:tcPr>
+            <w:tcW w:type="dxa" w:w="1871"/>
+            <w:tcBorders>
+              <w:top w:val="single" w:sz="4" w:color="D5DDE1"/>
+              <w:left w:val="single" w:sz="4" w:color="D5DDE1"/>
+              <w:bottom w:val="single" w:sz="4" w:color="D5DDE1"/>
+              <w:right w:val="single" w:sz="4" w:color="D5DDE1"/>
+            </w:tcBorders>
+            <w:shd w:val="clear" w:color="auto" w:fill="F5F9FA"/>
+          </w:tcPr>
+          <w:p>
+            <w:pPr>
+              <w:keepNext/>
+              <w:spacing w:after="0"/>
+            </w:pPr>
+            <w:r>
+              <w:rPr>
+                <w:sz w:val="17"/>
+              </w:rPr>
+              <w:t xml:space="preserve">Thiếu một bước hoặc một lý do. </w:t>
+            </w:r>
+            <w:r>
+              <w:rPr>
+                <w:b/>
+                <w:sz w:val="17"/>
+              </w:rPr>
+              <w:t>7</w:t>
+            </w:r>
+          </w:p>
+        </w:tc>
+        <w:tc>
+          <w:tcPr>
+            <w:tcW w:type="dxa" w:w="1871"/>
+            <w:tcBorders>
+              <w:top w:val="single" w:sz="4" w:color="D5DDE1"/>
+              <w:left w:val="single" w:sz="4" w:color="D5DDE1"/>
+              <w:bottom w:val="single" w:sz="4" w:color="D5DDE1"/>
+              <w:right w:val="single" w:sz="4" w:color="D5DDE1"/>
+            </w:tcBorders>
+            <w:shd w:val="clear" w:color="auto" w:fill="F5F9FA"/>
+          </w:tcPr>
+          <w:p>
+            <w:pPr>
+              <w:keepNext/>
+              <w:spacing w:after="0"/>
+            </w:pPr>
+            <w:r>
+              <w:rPr>
+                <w:sz w:val="17"/>
+              </w:rPr>
+              <w:t xml:space="preserve">Chỉ có tổng số n. </w:t>
+            </w:r>
+            <w:r>
+              <w:rPr>
+                <w:b/>
+                <w:sz w:val="17"/>
+              </w:rPr>
+              <w:t>3</w:t>
+            </w:r>
+          </w:p>
+        </w:tc>
+        <w:tc>
+          <w:tcPr>
+            <w:tcW w:type="dxa" w:w="1361"/>
+            <w:tcBorders>
+              <w:top w:val="single" w:sz="4" w:color="D5DDE1"/>
+              <w:left w:val="single" w:sz="4" w:color="D5DDE1"/>
+              <w:bottom w:val="single" w:sz="4" w:color="D5DDE1"/>
+              <w:right w:val="single" w:sz="4" w:color="D5DDE1"/>
+            </w:tcBorders>
+            <w:shd w:val="clear" w:color="auto" w:fill="F5F9FA"/>
+          </w:tcPr>
+          <w:p>
+            <w:pPr>
+              <w:keepNext/>
+              <w:spacing w:after="0"/>
+            </w:pPr>
+            <w:r>
+              <w:rPr>
+                <w:sz w:val="17"/>
+              </w:rPr>
+              <w:t xml:space="preserve">Không có. </w:t>
+            </w:r>
+            <w:r>
+              <w:rPr>
+                <w:b/>
+                <w:sz w:val="17"/>
+              </w:rPr>
+              <w:t>0</w:t>
+            </w:r>
+          </w:p>
+        </w:tc>
+      </w:tr>
+      <w:tr>
+        <w:trPr>
+          <w:cantSplit w:val="true"/>
+        </w:trPr>
+        <w:tc>
+          <w:tcPr>
+            <w:tcW w:type="dxa" w:w="1701"/>
+            <w:tcBorders>
+              <w:top w:val="single" w:sz="4" w:color="D5DDE1"/>
+              <w:left w:val="single" w:sz="4" w:color="D5DDE1"/>
+              <w:bottom w:val="single" w:sz="4" w:color="D5DDE1"/>
+              <w:right w:val="single" w:sz="4" w:color="D5DDE1"/>
+            </w:tcBorders>
+          </w:tcPr>
+          <w:p>
+            <w:pPr>
+              <w:keepNext/>
+              <w:spacing w:after="0"/>
+            </w:pPr>
+            <w:r>
+              <w:rPr>
+                <w:b/>
+                <w:sz w:val="17"/>
+              </w:rPr>
+              <w:t>3. Số liệu mô tả</w:t>
+            </w:r>
+            <w:r>
+              <w:rPr>
+                <w:sz w:val="17"/>
+              </w:rPr>
+              <w:t xml:space="preserve"> (10) (STROBE 14)</w:t>
+            </w:r>
+          </w:p>
+        </w:tc>
+        <w:tc>
+          <w:tcPr>
+            <w:tcW w:type="dxa" w:w="2608"/>
+            <w:tcBorders>
+              <w:top w:val="single" w:sz="4" w:color="D5DDE1"/>
+              <w:left w:val="single" w:sz="4" w:color="D5DDE1"/>
+              <w:bottom w:val="single" w:sz="4" w:color="D5DDE1"/>
+              <w:right w:val="single" w:sz="4" w:color="D5DDE1"/>
+            </w:tcBorders>
+          </w:tcPr>
+          <w:p>
+            <w:pPr>
+              <w:keepNext/>
+              <w:spacing w:after="0"/>
+            </w:pPr>
+            <w:r>
+              <w:rPr>
+                <w:sz w:val="17"/>
+              </w:rPr>
+              <w:t xml:space="preserve">Một hoặc hai câu nêu các nhóm khác nhau thế nào lúc ban đầu, kèm số liệu. Có báo cáo dữ liệu thiếu. </w:t>
             </w:r>
             <w:r>
               <w:rPr>
@@ -514,7 +778,7 @@
               <w:rPr>
                 <w:sz w:val="17"/>
               </w:rPr>
-              <w:t xml:space="preserve">Thiếu sót nhỏ (ví dụ tên bài không nêu thiết kế, thiếu KTC cho một ước lượng). </w:t>
+              <w:t xml:space="preserve">Đúng nhưng không nêu dữ liệu thiếu. </w:t>
             </w:r>
             <w:r>
               <w:rPr>
@@ -544,7 +808,7 @@
               <w:rPr>
                 <w:sz w:val="17"/>
               </w:rPr>
-              <w:t xml:space="preserve">Tóm tắt không có cấu trúc, quá dài, thiếu số liệu chính, hoặc kết luận mạnh hơn dữ liệu cho phép. </w:t>
+              <w:t xml:space="preserve">Lặp lại Bảng 1 từng dòng, hoặc dùng giá trị p. </w:t>
             </w:r>
             <w:r>
               <w:rPr>
@@ -603,6 +867,7 @@
           </w:tcPr>
           <w:p>
             <w:pPr>
+              <w:keepNext/>
               <w:spacing w:after="0"/>
             </w:pPr>
             <w:r>
@@ -610,13 +875,13 @@
                 <w:b/>
                 <w:sz w:val="17"/>
               </w:rPr>
-              <w:t>2. Đặt vấn đề</w:t>
+              <w:t>4. Kết quả chính</w:t>
             </w:r>
             <w:r>
               <w:rPr>
                 <w:sz w:val="17"/>
               </w:rPr>
-              <w:t xml:space="preserve"> (10)</w:t>
+              <w:t xml:space="preserve"> (20) (STROBE 15, 16)</w:t>
             </w:r>
           </w:p>
         </w:tc>
@@ -633,13 +898,360 @@
           </w:tcPr>
           <w:p>
             <w:pPr>
+              <w:keepNext/>
               <w:spacing w:after="0"/>
             </w:pPr>
             <w:r>
               <w:rPr>
                 <w:sz w:val="17"/>
               </w:rPr>
-              <w:t xml:space="preserve">Hình phễu trong khoảng 3 đoạn: điều đã biết (có trích dẫn), khoảng trống, mục tiêu rõ ràng khớp với câu hỏi đã chọn (Q1 đến Q5). Khoảng 350 từ. </w:t>
+              <w:t xml:space="preserve">Số kết cục ở mỗi nhóm kèm mẫu số. Ước lượng thô và đã hiệu chỉnh kèm KTC 95% và các biến được hiệu chỉnh. </w:t>
+            </w:r>
+            <w:r>
+              <w:rPr>
+                <w:b/>
+                <w:sz w:val="17"/>
+              </w:rPr>
+              <w:t>20</w:t>
+            </w:r>
+          </w:p>
+        </w:tc>
+        <w:tc>
+          <w:tcPr>
+            <w:tcW w:type="dxa" w:w="1871"/>
+            <w:tcBorders>
+              <w:top w:val="single" w:sz="4" w:color="D5DDE1"/>
+              <w:left w:val="single" w:sz="4" w:color="D5DDE1"/>
+              <w:bottom w:val="single" w:sz="4" w:color="D5DDE1"/>
+              <w:right w:val="single" w:sz="4" w:color="D5DDE1"/>
+            </w:tcBorders>
+            <w:shd w:val="clear" w:color="auto" w:fill="F5F9FA"/>
+          </w:tcPr>
+          <w:p>
+            <w:pPr>
+              <w:keepNext/>
+              <w:spacing w:after="0"/>
+            </w:pPr>
+            <w:r>
+              <w:rPr>
+                <w:sz w:val="17"/>
+              </w:rPr>
+              <w:t xml:space="preserve">Thiếu một yếu tố (ví dụ ước lượng thô). </w:t>
+            </w:r>
+            <w:r>
+              <w:rPr>
+                <w:b/>
+                <w:sz w:val="17"/>
+              </w:rPr>
+              <w:t>14</w:t>
+            </w:r>
+          </w:p>
+        </w:tc>
+        <w:tc>
+          <w:tcPr>
+            <w:tcW w:type="dxa" w:w="1871"/>
+            <w:tcBorders>
+              <w:top w:val="single" w:sz="4" w:color="D5DDE1"/>
+              <w:left w:val="single" w:sz="4" w:color="D5DDE1"/>
+              <w:bottom w:val="single" w:sz="4" w:color="D5DDE1"/>
+              <w:right w:val="single" w:sz="4" w:color="D5DDE1"/>
+            </w:tcBorders>
+            <w:shd w:val="clear" w:color="auto" w:fill="F5F9FA"/>
+          </w:tcPr>
+          <w:p>
+            <w:pPr>
+              <w:keepNext/>
+              <w:spacing w:after="0"/>
+            </w:pPr>
+            <w:r>
+              <w:rPr>
+                <w:sz w:val="17"/>
+              </w:rPr>
+              <w:t xml:space="preserve">Có giá trị p nhưng không có độ lớn tác động, hoặc sai nhiều số liệu. </w:t>
+            </w:r>
+            <w:r>
+              <w:rPr>
+                <w:b/>
+                <w:sz w:val="17"/>
+              </w:rPr>
+              <w:t>6</w:t>
+            </w:r>
+          </w:p>
+        </w:tc>
+        <w:tc>
+          <w:tcPr>
+            <w:tcW w:type="dxa" w:w="1361"/>
+            <w:tcBorders>
+              <w:top w:val="single" w:sz="4" w:color="D5DDE1"/>
+              <w:left w:val="single" w:sz="4" w:color="D5DDE1"/>
+              <w:bottom w:val="single" w:sz="4" w:color="D5DDE1"/>
+              <w:right w:val="single" w:sz="4" w:color="D5DDE1"/>
+            </w:tcBorders>
+            <w:shd w:val="clear" w:color="auto" w:fill="F5F9FA"/>
+          </w:tcPr>
+          <w:p>
+            <w:pPr>
+              <w:keepNext/>
+              <w:spacing w:after="0"/>
+            </w:pPr>
+            <w:r>
+              <w:rPr>
+                <w:sz w:val="17"/>
+              </w:rPr>
+              <w:t xml:space="preserve">Không có. </w:t>
+            </w:r>
+            <w:r>
+              <w:rPr>
+                <w:b/>
+                <w:sz w:val="17"/>
+              </w:rPr>
+              <w:t>0</w:t>
+            </w:r>
+          </w:p>
+        </w:tc>
+      </w:tr>
+      <w:tr>
+        <w:trPr>
+          <w:cantSplit w:val="true"/>
+        </w:trPr>
+        <w:tc>
+          <w:tcPr>
+            <w:tcW w:type="dxa" w:w="1701"/>
+            <w:tcBorders>
+              <w:top w:val="single" w:sz="4" w:color="D5DDE1"/>
+              <w:left w:val="single" w:sz="4" w:color="D5DDE1"/>
+              <w:bottom w:val="single" w:sz="4" w:color="D5DDE1"/>
+              <w:right w:val="single" w:sz="4" w:color="D5DDE1"/>
+            </w:tcBorders>
+          </w:tcPr>
+          <w:p>
+            <w:pPr>
+              <w:keepNext/>
+              <w:spacing w:after="0"/>
+            </w:pPr>
+            <w:r>
+              <w:rPr>
+                <w:b/>
+                <w:sz w:val="17"/>
+              </w:rPr>
+              <w:t>5. Các phân tích khác</w:t>
+            </w:r>
+            <w:r>
+              <w:rPr>
+                <w:sz w:val="17"/>
+              </w:rPr>
+              <w:t xml:space="preserve"> (10) (STROBE 17)</w:t>
+            </w:r>
+          </w:p>
+        </w:tc>
+        <w:tc>
+          <w:tcPr>
+            <w:tcW w:type="dxa" w:w="2608"/>
+            <w:tcBorders>
+              <w:top w:val="single" w:sz="4" w:color="D5DDE1"/>
+              <w:left w:val="single" w:sz="4" w:color="D5DDE1"/>
+              <w:bottom w:val="single" w:sz="4" w:color="D5DDE1"/>
+              <w:right w:val="single" w:sz="4" w:color="D5DDE1"/>
+            </w:tcBorders>
+          </w:tcPr>
+          <w:p>
+            <w:pPr>
+              <w:keepNext/>
+              <w:spacing w:after="0"/>
+            </w:pPr>
+            <w:r>
+              <w:rPr>
+                <w:sz w:val="17"/>
+              </w:rPr>
+              <w:t xml:space="preserve">Kết quả phân tích độ nhạy, quy gán hoặc phân nhóm trong gói kết quả, báo cáo đúng (Q4: cả phân tích trường hợp đầy đủ và quy gán). </w:t>
+            </w:r>
+            <w:r>
+              <w:rPr>
+                <w:b/>
+                <w:sz w:val="17"/>
+              </w:rPr>
+              <w:t>10</w:t>
+            </w:r>
+          </w:p>
+        </w:tc>
+        <w:tc>
+          <w:tcPr>
+            <w:tcW w:type="dxa" w:w="1871"/>
+            <w:tcBorders>
+              <w:top w:val="single" w:sz="4" w:color="D5DDE1"/>
+              <w:left w:val="single" w:sz="4" w:color="D5DDE1"/>
+              <w:bottom w:val="single" w:sz="4" w:color="D5DDE1"/>
+              <w:right w:val="single" w:sz="4" w:color="D5DDE1"/>
+            </w:tcBorders>
+          </w:tcPr>
+          <w:p>
+            <w:pPr>
+              <w:keepNext/>
+              <w:spacing w:after="0"/>
+            </w:pPr>
+            <w:r>
+              <w:rPr>
+                <w:sz w:val="17"/>
+              </w:rPr>
+              <w:t xml:space="preserve">Có báo cáo nhưng sai một chỗ. </w:t>
+            </w:r>
+            <w:r>
+              <w:rPr>
+                <w:b/>
+                <w:sz w:val="17"/>
+              </w:rPr>
+              <w:t>7</w:t>
+            </w:r>
+          </w:p>
+        </w:tc>
+        <w:tc>
+          <w:tcPr>
+            <w:tcW w:type="dxa" w:w="1871"/>
+            <w:tcBorders>
+              <w:top w:val="single" w:sz="4" w:color="D5DDE1"/>
+              <w:left w:val="single" w:sz="4" w:color="D5DDE1"/>
+              <w:bottom w:val="single" w:sz="4" w:color="D5DDE1"/>
+              <w:right w:val="single" w:sz="4" w:color="D5DDE1"/>
+            </w:tcBorders>
+          </w:tcPr>
+          <w:p>
+            <w:pPr>
+              <w:keepNext/>
+              <w:spacing w:after="0"/>
+            </w:pPr>
+            <w:r>
+              <w:rPr>
+                <w:sz w:val="17"/>
+              </w:rPr>
+              <w:t xml:space="preserve">Có nhắc đến nhưng không có số liệu. </w:t>
+            </w:r>
+            <w:r>
+              <w:rPr>
+                <w:b/>
+                <w:sz w:val="17"/>
+              </w:rPr>
+              <w:t>3</w:t>
+            </w:r>
+          </w:p>
+        </w:tc>
+        <w:tc>
+          <w:tcPr>
+            <w:tcW w:type="dxa" w:w="1361"/>
+            <w:tcBorders>
+              <w:top w:val="single" w:sz="4" w:color="D5DDE1"/>
+              <w:left w:val="single" w:sz="4" w:color="D5DDE1"/>
+              <w:bottom w:val="single" w:sz="4" w:color="D5DDE1"/>
+              <w:right w:val="single" w:sz="4" w:color="D5DDE1"/>
+            </w:tcBorders>
+          </w:tcPr>
+          <w:p>
+            <w:pPr>
+              <w:keepNext/>
+              <w:spacing w:after="0"/>
+            </w:pPr>
+            <w:r>
+              <w:rPr>
+                <w:sz w:val="17"/>
+              </w:rPr>
+              <w:t xml:space="preserve">Không có. </w:t>
+            </w:r>
+            <w:r>
+              <w:rPr>
+                <w:b/>
+                <w:sz w:val="17"/>
+              </w:rPr>
+              <w:t>0</w:t>
+            </w:r>
+          </w:p>
+        </w:tc>
+      </w:tr>
+      <w:tr>
+        <w:trPr>
+          <w:cantSplit w:val="true"/>
+        </w:trPr>
+        <w:tc>
+          <w:tcPr>
+            <w:tcW w:type="dxa" w:w="1701"/>
+            <w:tcBorders>
+              <w:top w:val="single" w:sz="4" w:color="D5DDE1"/>
+              <w:left w:val="single" w:sz="4" w:color="D5DDE1"/>
+              <w:bottom w:val="single" w:sz="4" w:color="D5DDE1"/>
+              <w:right w:val="single" w:sz="4" w:color="D5DDE1"/>
+            </w:tcBorders>
+            <w:shd w:val="clear" w:color="auto" w:fill="F5F9FA"/>
+          </w:tcPr>
+          <w:p>
+            <w:pPr>
+              <w:keepNext/>
+              <w:spacing w:after="0"/>
+            </w:pPr>
+            <w:r>
+              <w:rPr>
+                <w:b/>
+                <w:sz w:val="17"/>
+              </w:rPr>
+              <w:t>6. Bảng và hình</w:t>
+            </w:r>
+            <w:r>
+              <w:rPr>
+                <w:sz w:val="17"/>
+              </w:rPr>
+              <w:t xml:space="preserve"> (15)</w:t>
+            </w:r>
+          </w:p>
+        </w:tc>
+        <w:tc>
+          <w:tcPr>
+            <w:tcW w:type="dxa" w:w="2608"/>
+            <w:tcBorders>
+              <w:top w:val="single" w:sz="4" w:color="D5DDE1"/>
+              <w:left w:val="single" w:sz="4" w:color="D5DDE1"/>
+              <w:bottom w:val="single" w:sz="4" w:color="D5DDE1"/>
+              <w:right w:val="single" w:sz="4" w:color="D5DDE1"/>
+            </w:tcBorders>
+            <w:shd w:val="clear" w:color="auto" w:fill="F5F9FA"/>
+          </w:tcPr>
+          <w:p>
+            <w:pPr>
+              <w:keepNext/>
+              <w:spacing w:after="0"/>
+            </w:pPr>
+            <w:r>
+              <w:rPr>
+                <w:sz w:val="17"/>
+              </w:rPr>
+              <w:t xml:space="preserve">Bảng 1 và một bảng hoặc hình chính tự đọc hiểu được: tên, đơn vị, n mỗi cột, chữ viết tắt, số chữ số thập phân hợp lý. Loại hình phù hợp với dữ liệu. </w:t>
+            </w:r>
+            <w:r>
+              <w:rPr>
+                <w:b/>
+                <w:sz w:val="17"/>
+              </w:rPr>
+              <w:t>15</w:t>
+            </w:r>
+          </w:p>
+        </w:tc>
+        <w:tc>
+          <w:tcPr>
+            <w:tcW w:type="dxa" w:w="1871"/>
+            <w:tcBorders>
+              <w:top w:val="single" w:sz="4" w:color="D5DDE1"/>
+              <w:left w:val="single" w:sz="4" w:color="D5DDE1"/>
+              <w:bottom w:val="single" w:sz="4" w:color="D5DDE1"/>
+              <w:right w:val="single" w:sz="4" w:color="D5DDE1"/>
+            </w:tcBorders>
+            <w:shd w:val="clear" w:color="auto" w:fill="F5F9FA"/>
+          </w:tcPr>
+          <w:p>
+            <w:pPr>
+              <w:keepNext/>
+              <w:spacing w:after="0"/>
+            </w:pPr>
+            <w:r>
+              <w:rPr>
+                <w:sz w:val="17"/>
+              </w:rPr>
+              <w:t xml:space="preserve">Thiếu sót nhỏ về trình bày. </w:t>
             </w:r>
             <w:r>
               <w:rPr>
@@ -663,13 +1275,140 @@
           </w:tcPr>
           <w:p>
             <w:pPr>
+              <w:keepNext/>
               <w:spacing w:after="0"/>
             </w:pPr>
             <w:r>
               <w:rPr>
                 <w:sz w:val="17"/>
               </w:rPr>
-              <w:t xml:space="preserve">Rõ nhưng dài, hoặc khoảng trống chỉ được ngụ ý. </w:t>
+              <w:t xml:space="preserve">Không đọc được nếu không có phần chữ, hoặc sai loại hình. </w:t>
+            </w:r>
+            <w:r>
+              <w:rPr>
+                <w:b/>
+                <w:sz w:val="17"/>
+              </w:rPr>
+              <w:t>5</w:t>
+            </w:r>
+          </w:p>
+        </w:tc>
+        <w:tc>
+          <w:tcPr>
+            <w:tcW w:type="dxa" w:w="1361"/>
+            <w:tcBorders>
+              <w:top w:val="single" w:sz="4" w:color="D5DDE1"/>
+              <w:left w:val="single" w:sz="4" w:color="D5DDE1"/>
+              <w:bottom w:val="single" w:sz="4" w:color="D5DDE1"/>
+              <w:right w:val="single" w:sz="4" w:color="D5DDE1"/>
+            </w:tcBorders>
+            <w:shd w:val="clear" w:color="auto" w:fill="F5F9FA"/>
+          </w:tcPr>
+          <w:p>
+            <w:pPr>
+              <w:keepNext/>
+              <w:spacing w:after="0"/>
+            </w:pPr>
+            <w:r>
+              <w:rPr>
+                <w:sz w:val="17"/>
+              </w:rPr>
+              <w:t xml:space="preserve">Không có. </w:t>
+            </w:r>
+            <w:r>
+              <w:rPr>
+                <w:b/>
+                <w:sz w:val="17"/>
+              </w:rPr>
+              <w:t>0</w:t>
+            </w:r>
+          </w:p>
+        </w:tc>
+      </w:tr>
+      <w:tr>
+        <w:trPr>
+          <w:cantSplit w:val="true"/>
+        </w:trPr>
+        <w:tc>
+          <w:tcPr>
+            <w:tcW w:type="dxa" w:w="1701"/>
+            <w:tcBorders>
+              <w:top w:val="single" w:sz="4" w:color="D5DDE1"/>
+              <w:left w:val="single" w:sz="4" w:color="D5DDE1"/>
+              <w:bottom w:val="single" w:sz="4" w:color="D5DDE1"/>
+              <w:right w:val="single" w:sz="4" w:color="D5DDE1"/>
+            </w:tcBorders>
+            <w:shd w:val="clear" w:color="auto" w:fill="EAF2F5"/>
+          </w:tcPr>
+          <w:p>
+            <w:pPr>
+              <w:spacing w:after="0"/>
+            </w:pPr>
+            <w:r>
+              <w:rPr>
+                <w:b/>
+                <w:sz w:val="17"/>
+              </w:rPr>
+              <w:t>7. Chất lượng báo cáo</w:t>
+            </w:r>
+            <w:r>
+              <w:rPr>
+                <w:sz w:val="17"/>
+              </w:rPr>
+              <w:t xml:space="preserve"> (10)</w:t>
+            </w:r>
+          </w:p>
+        </w:tc>
+        <w:tc>
+          <w:tcPr>
+            <w:tcW w:type="dxa" w:w="2608"/>
+            <w:tcBorders>
+              <w:top w:val="single" w:sz="4" w:color="D5DDE1"/>
+              <w:left w:val="single" w:sz="4" w:color="D5DDE1"/>
+              <w:bottom w:val="single" w:sz="4" w:color="D5DDE1"/>
+              <w:right w:val="single" w:sz="4" w:color="D5DDE1"/>
+            </w:tcBorders>
+            <w:shd w:val="clear" w:color="auto" w:fill="EAF2F5"/>
+          </w:tcPr>
+          <w:p>
+            <w:pPr>
+              <w:spacing w:after="0"/>
+            </w:pPr>
+            <w:r>
+              <w:rPr>
+                <w:sz w:val="17"/>
+              </w:rPr>
+              <w:t xml:space="preserve">Không diễn giải. Từ ngữ chừng mực. Số liệu trong bài và trong bảng khớp với gói kết quả. Dùng mẫu. Có câu về dữ liệu mô phỏng và câu công khai sử dụng AI. </w:t>
+            </w:r>
+            <w:r>
+              <w:rPr>
+                <w:b/>
+                <w:sz w:val="17"/>
+              </w:rPr>
+              <w:t>10</w:t>
+            </w:r>
+          </w:p>
+        </w:tc>
+        <w:tc>
+          <w:tcPr>
+            <w:tcW w:type="dxa" w:w="1871"/>
+            <w:tcBorders>
+              <w:top w:val="single" w:sz="4" w:color="D5DDE1"/>
+              <w:left w:val="single" w:sz="4" w:color="D5DDE1"/>
+              <w:bottom w:val="single" w:sz="4" w:color="D5DDE1"/>
+              <w:right w:val="single" w:sz="4" w:color="D5DDE1"/>
+            </w:tcBorders>
+            <w:shd w:val="clear" w:color="auto" w:fill="EAF2F5"/>
+          </w:tcPr>
+          <w:p>
+            <w:pPr>
+              <w:spacing w:after="0"/>
+            </w:pPr>
+            <w:r>
+              <w:rPr>
+                <w:sz w:val="17"/>
+              </w:rPr>
+              <w:t xml:space="preserve">Một lỗi. </w:t>
             </w:r>
             <w:r>
               <w:rPr>
@@ -689,7 +1428,7 @@
               <w:bottom w:val="single" w:sz="4" w:color="D5DDE1"/>
               <w:right w:val="single" w:sz="4" w:color="D5DDE1"/>
             </w:tcBorders>
-            <w:shd w:val="clear" w:color="auto" w:fill="F5F9FA"/>
+            <w:shd w:val="clear" w:color="auto" w:fill="EAF2F5"/>
           </w:tcPr>
           <w:p>
             <w:pPr>
@@ -699,7 +1438,7 @@
               <w:rPr>
                 <w:sz w:val="17"/>
               </w:rPr>
-              <w:t xml:space="preserve">Chủ yếu là bối cảnh chung chung; thiếu mục tiêu hoặc mục tiêu khác với phân tích. </w:t>
+              <w:t xml:space="preserve">Có diễn giải hoặc từ nhân quả trong phần Kết quả, hoặc thiếu một câu tuyên bố. </w:t>
             </w:r>
             <w:r>
               <w:rPr>
@@ -719,7 +1458,7 @@
               <w:bottom w:val="single" w:sz="4" w:color="D5DDE1"/>
               <w:right w:val="single" w:sz="4" w:color="D5DDE1"/>
             </w:tcBorders>
-            <w:shd w:val="clear" w:color="auto" w:fill="F5F9FA"/>
+            <w:shd w:val="clear" w:color="auto" w:fill="EAF2F5"/>
           </w:tcPr>
           <w:p>
             <w:pPr>
@@ -729,7 +1468,7 @@
               <w:rPr>
                 <w:sz w:val="17"/>
               </w:rPr>
-              <w:t xml:space="preserve">Không có. </w:t>
+              <w:t xml:space="preserve">Không áp dụng. </w:t>
             </w:r>
             <w:r>
               <w:rPr>
@@ -748,11 +1487,22 @@
       </w:pPr>
     </w:p>
     <w:p>
+      <w:r>
+        <w:rPr>
+          <w:b/>
+        </w:rPr>
+        <w:t>Điểm phần Kết quả:</w:t>
+      </w:r>
+      <w:r>
+        <w:t xml:space="preserve"> ______ / 80</w:t>
+      </w:r>
+    </w:p>
+    <w:p>
       <w:pPr>
-        <w:pStyle w:val="Heading2"/>
+        <w:pStyle w:val="Heading1"/>
       </w:pPr>
       <w:r>
-        <w:t>Phương pháp và Kết quả</w:t>
+        <w:t>B. Bình duyệt và phản hồi (20 điểm)</w:t>
       </w:r>
     </w:p>
     <w:tbl>
@@ -935,13 +1685,13 @@
                 <w:b/>
                 <w:sz w:val="17"/>
               </w:rPr>
-              <w:t>3. Phương pháp</w:t>
+              <w:t>8. Bản bình duyệt đã viết</w:t>
             </w:r>
             <w:r>
               <w:rPr>
                 <w:sz w:val="17"/>
               </w:rPr>
-              <w:t xml:space="preserve"> (15)</w:t>
+              <w:t xml:space="preserve"> (10)</w:t>
             </w:r>
           </w:p>
         </w:tc>
@@ -964,37 +1714,7 @@
               <w:rPr>
                 <w:sz w:val="17"/>
               </w:rPr>
-              <w:t xml:space="preserve">Thiết kế, bối cảnh, người tham gia (tiêu chuẩn chọn), biến số kèm định nghĩa (phơi nhiễm, kết cục, yếu tố gây nhiễu), nguồn dữ liệu và làm sạch, sai lệch, cỡ mẫu, phương pháp thống kê (mô hình thô và đã hiệu chỉnh, dữ liệu thiếu, phần mềm), câu nêu dữ liệu mô phỏng. Đủ chi tiết để lặp lại. </w:t>
-            </w:r>
-            <w:r>
-              <w:rPr>
-                <w:b/>
-                <w:sz w:val="17"/>
-              </w:rPr>
-              <w:t>15</w:t>
-            </w:r>
-          </w:p>
-        </w:tc>
-        <w:tc>
-          <w:tcPr>
-            <w:tcW w:type="dxa" w:w="1871"/>
-            <w:tcBorders>
-              <w:top w:val="single" w:sz="4" w:color="D5DDE1"/>
-              <w:left w:val="single" w:sz="4" w:color="D5DDE1"/>
-              <w:bottom w:val="single" w:sz="4" w:color="D5DDE1"/>
-              <w:right w:val="single" w:sz="4" w:color="D5DDE1"/>
-            </w:tcBorders>
-          </w:tcPr>
-          <w:p>
-            <w:pPr>
-              <w:keepNext/>
-              <w:spacing w:after="0"/>
-            </w:pPr>
-            <w:r>
-              <w:rPr>
-                <w:sz w:val="17"/>
-              </w:rPr>
-              <w:t xml:space="preserve">Một hoặc hai mục STROBE còn sơ sài (ví dụ không lý giải việc chọn yếu tố gây nhiễu). </w:t>
+              <w:t xml:space="preserve">Cụ thể, mang tính xây dựng, dùng bảng kiểm, đối chiếu số liệu với gói kết quả, ghi trang hoặc dòng cho mỗi nhận xét. </w:t>
             </w:r>
             <w:r>
               <w:rPr>
@@ -1024,14 +1744,44 @@
               <w:rPr>
                 <w:sz w:val="17"/>
               </w:rPr>
-              <w:t xml:space="preserve">Mơ hồ ("dữ liệu được phân tích thống kê"); phương pháp không khớp với gói kết quả. </w:t>
+              <w:t xml:space="preserve">Tốt nhưng một số nhận xét còn chung chung. </w:t>
             </w:r>
             <w:r>
               <w:rPr>
                 <w:b/>
                 <w:sz w:val="17"/>
               </w:rPr>
-              <w:t>5</w:t>
+              <w:t>7</w:t>
+            </w:r>
+          </w:p>
+        </w:tc>
+        <w:tc>
+          <w:tcPr>
+            <w:tcW w:type="dxa" w:w="1871"/>
+            <w:tcBorders>
+              <w:top w:val="single" w:sz="4" w:color="D5DDE1"/>
+              <w:left w:val="single" w:sz="4" w:color="D5DDE1"/>
+              <w:bottom w:val="single" w:sz="4" w:color="D5DDE1"/>
+              <w:right w:val="single" w:sz="4" w:color="D5DDE1"/>
+            </w:tcBorders>
+          </w:tcPr>
+          <w:p>
+            <w:pPr>
+              <w:keepNext/>
+              <w:spacing w:after="0"/>
+            </w:pPr>
+            <w:r>
+              <w:rPr>
+                <w:sz w:val="17"/>
+              </w:rPr>
+              <w:t xml:space="preserve">Chung chung hoặc thiếu tôn trọng. </w:t>
+            </w:r>
+            <w:r>
+              <w:rPr>
+                <w:b/>
+                <w:sz w:val="17"/>
+              </w:rPr>
+              <w:t>3</w:t>
             </w:r>
           </w:p>
         </w:tc>
@@ -1054,7 +1804,7 @@
               <w:rPr>
                 <w:sz w:val="17"/>
               </w:rPr>
-              <w:t xml:space="preserve">Không có. </w:t>
+              <w:t xml:space="preserve">Không có bản bình duyệt. </w:t>
             </w:r>
             <w:r>
               <w:rPr>
@@ -1083,7 +1833,6 @@
           </w:tcPr>
           <w:p>
             <w:pPr>
-              <w:keepNext/>
               <w:spacing w:after="0"/>
             </w:pPr>
             <w:r>
@@ -1091,13 +1840,13 @@
                 <w:b/>
                 <w:sz w:val="17"/>
               </w:rPr>
-              <w:t>4. Kết quả</w:t>
+              <w:t>9. Phản hồi và chỉnh sửa</w:t>
             </w:r>
             <w:r>
               <w:rPr>
                 <w:sz w:val="17"/>
               </w:rPr>
-              <w:t xml:space="preserve"> (15)</w:t>
+              <w:t xml:space="preserve"> (10)</w:t>
             </w:r>
           </w:p>
         </w:tc>
@@ -1114,45 +1863,13 @@
           </w:tcPr>
           <w:p>
             <w:pPr>
-              <w:keepNext/>
               <w:spacing w:after="0"/>
             </w:pPr>
             <w:r>
               <w:rPr>
                 <w:sz w:val="17"/>
               </w:rPr>
-              <w:t xml:space="preserve">Người tham gia trước (sơ đồ, số được phân tích); dữ liệu mô tả; kết quả chính là độ lớn tác động kèm KTC 95% (thô và đã hiệu chỉnh); kết quả phụ hoặc phân tích độ nhạy; số liệu kèm mẫu số; không diễn giải; số liệu khớp với gói kết quả. </w:t>
-            </w:r>
-            <w:r>
-              <w:rPr>
-                <w:b/>
-                <w:sz w:val="17"/>
-              </w:rPr>
-              <w:t>15</w:t>
-            </w:r>
-          </w:p>
-        </w:tc>
-        <w:tc>
-          <w:tcPr>
-            <w:tcW w:type="dxa" w:w="1871"/>
-            <w:tcBorders>
-              <w:top w:val="single" w:sz="4" w:color="D5DDE1"/>
-              <w:left w:val="single" w:sz="4" w:color="D5DDE1"/>
-              <w:bottom w:val="single" w:sz="4" w:color="D5DDE1"/>
-              <w:right w:val="single" w:sz="4" w:color="D5DDE1"/>
-            </w:tcBorders>
-            <w:shd w:val="clear" w:color="auto" w:fill="F5F9FA"/>
-          </w:tcPr>
-          <w:p>
-            <w:pPr>
-              <w:keepNext/>
-              <w:spacing w:after="0"/>
-            </w:pPr>
-            <w:r>
-              <w:rPr>
-                <w:sz w:val="17"/>
-              </w:rPr>
-              <w:t xml:space="preserve">Đúng nhưng thiếu sót nhỏ (ví dụ thiếu ước lượng thô) hoặc có một chỗ không nhất quán. </w:t>
+              <w:t xml:space="preserve">Trả lời từng nhận xét (nhận xét, câu trả lời, thay đổi và ở đâu). Giải thích khi không đồng ý. Các thay đổi có trong bản đã sửa. </w:t>
             </w:r>
             <w:r>
               <w:rPr>
@@ -1176,137 +1893,13 @@
           </w:tcPr>
           <w:p>
             <w:pPr>
-              <w:keepNext/>
               <w:spacing w:after="0"/>
             </w:pPr>
             <w:r>
               <w:rPr>
                 <w:sz w:val="17"/>
               </w:rPr>
-              <w:t xml:space="preserve">Giá trị p không kèm độ lớn tác động; có diễn giải trong Kết quả; nhiều số liệu không khớp với gói kết quả. </w:t>
-            </w:r>
-            <w:r>
-              <w:rPr>
-                <w:b/>
-                <w:sz w:val="17"/>
-              </w:rPr>
-              <w:t>5</w:t>
-            </w:r>
-          </w:p>
-        </w:tc>
-        <w:tc>
-          <w:tcPr>
-            <w:tcW w:type="dxa" w:w="1361"/>
-            <w:tcBorders>
-              <w:top w:val="single" w:sz="4" w:color="D5DDE1"/>
-              <w:left w:val="single" w:sz="4" w:color="D5DDE1"/>
-              <w:bottom w:val="single" w:sz="4" w:color="D5DDE1"/>
-              <w:right w:val="single" w:sz="4" w:color="D5DDE1"/>
-            </w:tcBorders>
-            <w:shd w:val="clear" w:color="auto" w:fill="F5F9FA"/>
-          </w:tcPr>
-          <w:p>
-            <w:pPr>
-              <w:keepNext/>
-              <w:spacing w:after="0"/>
-            </w:pPr>
-            <w:r>
-              <w:rPr>
-                <w:sz w:val="17"/>
-              </w:rPr>
-              <w:t xml:space="preserve">Không có. </w:t>
-            </w:r>
-            <w:r>
-              <w:rPr>
-                <w:b/>
-                <w:sz w:val="17"/>
-              </w:rPr>
-              <w:t>0</w:t>
-            </w:r>
-          </w:p>
-        </w:tc>
-      </w:tr>
-      <w:tr>
-        <w:trPr>
-          <w:cantSplit w:val="true"/>
-        </w:trPr>
-        <w:tc>
-          <w:tcPr>
-            <w:tcW w:type="dxa" w:w="1701"/>
-            <w:tcBorders>
-              <w:top w:val="single" w:sz="4" w:color="D5DDE1"/>
-              <w:left w:val="single" w:sz="4" w:color="D5DDE1"/>
-              <w:bottom w:val="single" w:sz="4" w:color="D5DDE1"/>
-              <w:right w:val="single" w:sz="4" w:color="D5DDE1"/>
-            </w:tcBorders>
-          </w:tcPr>
-          <w:p>
-            <w:pPr>
-              <w:spacing w:after="0"/>
-            </w:pPr>
-            <w:r>
-              <w:rPr>
-                <w:b/>
-                <w:sz w:val="17"/>
-              </w:rPr>
-              <w:t>5. Bảng và hình</w:t>
-            </w:r>
-            <w:r>
-              <w:rPr>
-                <w:sz w:val="17"/>
-              </w:rPr>
-              <w:t xml:space="preserve"> (10)</w:t>
-            </w:r>
-          </w:p>
-        </w:tc>
-        <w:tc>
-          <w:tcPr>
-            <w:tcW w:type="dxa" w:w="2608"/>
-            <w:tcBorders>
-              <w:top w:val="single" w:sz="4" w:color="D5DDE1"/>
-              <w:left w:val="single" w:sz="4" w:color="D5DDE1"/>
-              <w:bottom w:val="single" w:sz="4" w:color="D5DDE1"/>
-              <w:right w:val="single" w:sz="4" w:color="D5DDE1"/>
-            </w:tcBorders>
-          </w:tcPr>
-          <w:p>
-            <w:pPr>
-              <w:spacing w:after="0"/>
-            </w:pPr>
-            <w:r>
-              <w:rPr>
-                <w:sz w:val="17"/>
-              </w:rPr>
-              <w:t xml:space="preserve">Bảng 1 cộng một hoặc hai bảng hay hình tự đọc hiểu được: tên đầy đủ thông tin, đơn vị, n mỗi cột, giải thích chữ viết tắt, số chữ số thập phân hợp lý; loại hình phù hợp với dữ liệu (ví dụ Kaplan-Meier, biểu đồ hộp, biểu đồ rừng). </w:t>
-            </w:r>
-            <w:r>
-              <w:rPr>
-                <w:b/>
-                <w:sz w:val="17"/>
-              </w:rPr>
-              <w:t>10</w:t>
-            </w:r>
-          </w:p>
-        </w:tc>
-        <w:tc>
-          <w:tcPr>
-            <w:tcW w:type="dxa" w:w="1871"/>
-            <w:tcBorders>
-              <w:top w:val="single" w:sz="4" w:color="D5DDE1"/>
-              <w:left w:val="single" w:sz="4" w:color="D5DDE1"/>
-              <w:bottom w:val="single" w:sz="4" w:color="D5DDE1"/>
-              <w:right w:val="single" w:sz="4" w:color="D5DDE1"/>
-            </w:tcBorders>
-          </w:tcPr>
-          <w:p>
-            <w:pPr>
-              <w:spacing w:after="0"/>
-            </w:pPr>
-            <w:r>
-              <w:rPr>
-                <w:sz w:val="17"/>
-              </w:rPr>
-              <w:t xml:space="preserve">Rõ ràng, còn thiếu sót nhỏ về định dạng. </w:t>
+              <w:t xml:space="preserve">Bỏ sót một nhận xét, hoặc chỉ ghi "đã sửa" mà không nói rõ. </w:t>
             </w:r>
             <w:r>
               <w:rPr>
@@ -1326,6 +1919,7 @@
               <w:bottom w:val="single" w:sz="4" w:color="D5DDE1"/>
               <w:right w:val="single" w:sz="4" w:color="D5DDE1"/>
             </w:tcBorders>
+            <w:shd w:val="clear" w:color="auto" w:fill="F5F9FA"/>
           </w:tcPr>
           <w:p>
             <w:pPr>
@@ -1335,7 +1929,7 @@
               <w:rPr>
                 <w:sz w:val="17"/>
               </w:rPr>
-              <w:t xml:space="preserve">Không đọc hiểu được nếu không có phần chữ; sai loại hình (ví dụ biểu đồ cột kèm thanh sai số cho dữ liệu lệch); lặp lại phần chữ. </w:t>
+              <w:t xml:space="preserve">Phản hồi mang tính phòng thủ, hoặc nói đã sửa nhưng không sửa. </w:t>
             </w:r>
             <w:r>
               <w:rPr>
@@ -1355,6 +1949,7 @@
               <w:bottom w:val="single" w:sz="4" w:color="D5DDE1"/>
               <w:right w:val="single" w:sz="4" w:color="D5DDE1"/>
             </w:tcBorders>
+            <w:shd w:val="clear" w:color="auto" w:fill="F5F9FA"/>
           </w:tcPr>
           <w:p>
             <w:pPr>
@@ -1364,1133 +1959,7 @@
               <w:rPr>
                 <w:sz w:val="17"/>
               </w:rPr>
-              <w:t xml:space="preserve">Không có. </w:t>
-            </w:r>
-            <w:r>
-              <w:rPr>
-                <w:b/>
-                <w:sz w:val="17"/>
-              </w:rPr>
-              <w:t>0</w:t>
-            </w:r>
-          </w:p>
-        </w:tc>
-      </w:tr>
-    </w:tbl>
-    <w:p>
-      <w:pPr>
-        <w:spacing w:after="80"/>
-      </w:pPr>
-    </w:p>
-    <w:p>
-      <w:pPr>
-        <w:pStyle w:val="Heading2"/>
-      </w:pPr>
-      <w:r>
-        <w:t>Bàn luận và chất lượng báo cáo</w:t>
-      </w:r>
-    </w:p>
-    <w:tbl>
-      <w:tblPr>
-        <w:tblW w:type="auto" w:w="0"/>
-        <w:jc w:val="center"/>
-        <w:tblLayout w:type="fixed"/>
-        <w:tblCellMar>
-          <w:top w:w="80" w:type="dxa"/>
-          <w:left w:w="110" w:type="dxa"/>
-          <w:bottom w:w="80" w:type="dxa"/>
-          <w:right w:w="110" w:type="dxa"/>
-        </w:tblCellMar>
-        <w:tblLook w:firstColumn="1" w:firstRow="1" w:lastColumn="0" w:lastRow="0" w:noHBand="0" w:noVBand="1" w:val="04A0"/>
-      </w:tblPr>
-      <w:tblGrid>
-        <w:gridCol w:w="1701"/>
-        <w:gridCol w:w="2608"/>
-        <w:gridCol w:w="1871"/>
-        <w:gridCol w:w="1871"/>
-        <w:gridCol w:w="1360"/>
-      </w:tblGrid>
-      <w:tr>
-        <w:trPr>
-          <w:cantSplit w:val="true"/>
-          <w:tblHeader w:val="true"/>
-        </w:trPr>
-        <w:tc>
-          <w:tcPr>
-            <w:tcW w:type="dxa" w:w="1701"/>
-            <w:tcBorders>
-              <w:top w:val="single" w:sz="4" w:color="04242F"/>
-              <w:left w:val="single" w:sz="4" w:color="04242F"/>
-              <w:bottom w:val="single" w:sz="4" w:color="04242F"/>
-              <w:right w:val="single" w:sz="4" w:color="04242F"/>
-            </w:tcBorders>
-            <w:shd w:val="clear" w:color="auto" w:fill="04242F"/>
-          </w:tcPr>
-          <w:p>
-            <w:pPr>
-              <w:keepNext/>
-              <w:spacing w:after="0"/>
-            </w:pPr>
-            <w:r>
-              <w:rPr>
-                <w:b/>
-                <w:color w:val="FFFFFF"/>
-                <w:sz w:val="18"/>
-              </w:rPr>
-              <w:t>Tiêu chí</w:t>
-            </w:r>
-          </w:p>
-        </w:tc>
-        <w:tc>
-          <w:tcPr>
-            <w:tcW w:type="dxa" w:w="2608"/>
-            <w:tcBorders>
-              <w:top w:val="single" w:sz="4" w:color="04242F"/>
-              <w:left w:val="single" w:sz="4" w:color="04242F"/>
-              <w:bottom w:val="single" w:sz="4" w:color="04242F"/>
-              <w:right w:val="single" w:sz="4" w:color="04242F"/>
-            </w:tcBorders>
-            <w:shd w:val="clear" w:color="auto" w:fill="04242F"/>
-          </w:tcPr>
-          <w:p>
-            <w:pPr>
-              <w:keepNext/>
-              <w:spacing w:after="0"/>
-            </w:pPr>
-            <w:r>
-              <w:rPr>
-                <w:b/>
-                <w:color w:val="FFFFFF"/>
-                <w:sz w:val="18"/>
-              </w:rPr>
-              <w:t>Xuất sắc</w:t>
-            </w:r>
-          </w:p>
-        </w:tc>
-        <w:tc>
-          <w:tcPr>
-            <w:tcW w:type="dxa" w:w="1871"/>
-            <w:tcBorders>
-              <w:top w:val="single" w:sz="4" w:color="04242F"/>
-              <w:left w:val="single" w:sz="4" w:color="04242F"/>
-              <w:bottom w:val="single" w:sz="4" w:color="04242F"/>
-              <w:right w:val="single" w:sz="4" w:color="04242F"/>
-            </w:tcBorders>
-            <w:shd w:val="clear" w:color="auto" w:fill="04242F"/>
-          </w:tcPr>
-          <w:p>
-            <w:pPr>
-              <w:keepNext/>
-              <w:spacing w:after="0"/>
-            </w:pPr>
-            <w:r>
-              <w:rPr>
-                <w:b/>
-                <w:color w:val="FFFFFF"/>
-                <w:sz w:val="18"/>
-              </w:rPr>
-              <w:t>Tốt</w:t>
-            </w:r>
-          </w:p>
-        </w:tc>
-        <w:tc>
-          <w:tcPr>
-            <w:tcW w:type="dxa" w:w="1871"/>
-            <w:tcBorders>
-              <w:top w:val="single" w:sz="4" w:color="04242F"/>
-              <w:left w:val="single" w:sz="4" w:color="04242F"/>
-              <w:bottom w:val="single" w:sz="4" w:color="04242F"/>
-              <w:right w:val="single" w:sz="4" w:color="04242F"/>
-            </w:tcBorders>
-            <w:shd w:val="clear" w:color="auto" w:fill="04242F"/>
-          </w:tcPr>
-          <w:p>
-            <w:pPr>
-              <w:keepNext/>
-              <w:spacing w:after="0"/>
-            </w:pPr>
-            <w:r>
-              <w:rPr>
-                <w:b/>
-                <w:color w:val="FFFFFF"/>
-                <w:sz w:val="18"/>
-              </w:rPr>
-              <w:t>Cần cải thiện</w:t>
-            </w:r>
-          </w:p>
-        </w:tc>
-        <w:tc>
-          <w:tcPr>
-            <w:tcW w:type="dxa" w:w="1361"/>
-            <w:tcBorders>
-              <w:top w:val="single" w:sz="4" w:color="04242F"/>
-              <w:left w:val="single" w:sz="4" w:color="04242F"/>
-              <w:bottom w:val="single" w:sz="4" w:color="04242F"/>
-              <w:right w:val="single" w:sz="4" w:color="04242F"/>
-            </w:tcBorders>
-            <w:shd w:val="clear" w:color="auto" w:fill="04242F"/>
-          </w:tcPr>
-          <w:p>
-            <w:pPr>
-              <w:keepNext/>
-              <w:spacing w:after="0"/>
-            </w:pPr>
-            <w:r>
-              <w:rPr>
-                <w:b/>
-                <w:color w:val="FFFFFF"/>
-                <w:sz w:val="18"/>
-              </w:rPr>
-              <w:t>Thiếu</w:t>
-            </w:r>
-          </w:p>
-        </w:tc>
-      </w:tr>
-      <w:tr>
-        <w:trPr>
-          <w:cantSplit w:val="true"/>
-        </w:trPr>
-        <w:tc>
-          <w:tcPr>
-            <w:tcW w:type="dxa" w:w="1701"/>
-            <w:tcBorders>
-              <w:top w:val="single" w:sz="4" w:color="D5DDE1"/>
-              <w:left w:val="single" w:sz="4" w:color="D5DDE1"/>
-              <w:bottom w:val="single" w:sz="4" w:color="D5DDE1"/>
-              <w:right w:val="single" w:sz="4" w:color="D5DDE1"/>
-            </w:tcBorders>
-          </w:tcPr>
-          <w:p>
-            <w:pPr>
-              <w:keepNext/>
-              <w:spacing w:after="0"/>
-            </w:pPr>
-            <w:r>
-              <w:rPr>
-                <w:b/>
-                <w:sz w:val="17"/>
-              </w:rPr>
-              <w:t>6. Bàn luận</w:t>
-            </w:r>
-            <w:r>
-              <w:rPr>
-                <w:sz w:val="17"/>
-              </w:rPr>
-              <w:t xml:space="preserve"> (15)</w:t>
-            </w:r>
-          </w:p>
-        </w:tc>
-        <w:tc>
-          <w:tcPr>
-            <w:tcW w:type="dxa" w:w="2608"/>
-            <w:tcBorders>
-              <w:top w:val="single" w:sz="4" w:color="D5DDE1"/>
-              <w:left w:val="single" w:sz="4" w:color="D5DDE1"/>
-              <w:bottom w:val="single" w:sz="4" w:color="D5DDE1"/>
-              <w:right w:val="single" w:sz="4" w:color="D5DDE1"/>
-            </w:tcBorders>
-          </w:tcPr>
-          <w:p>
-            <w:pPr>
-              <w:keepNext/>
-              <w:spacing w:after="0"/>
-            </w:pPr>
-            <w:r>
-              <w:rPr>
-                <w:sz w:val="17"/>
-              </w:rPr>
-              <w:t xml:space="preserve">Sáu bước, theo thứ tự: phát hiện chính trong một hai câu; so sánh với các nghiên cứu khác (kể cả Bài báo 2); các giải thích có thể; điểm mạnh và hạn chế (nhiễu, dữ liệu thiếu, một bộ dữ liệu mô phỏng duy nhất, tính khái quát hóa); ý nghĩa cho thực hành và nghiên cứu; kết luận. </w:t>
-            </w:r>
-            <w:r>
-              <w:rPr>
-                <w:b/>
-                <w:sz w:val="17"/>
-              </w:rPr>
-              <w:t>15</w:t>
-            </w:r>
-          </w:p>
-        </w:tc>
-        <w:tc>
-          <w:tcPr>
-            <w:tcW w:type="dxa" w:w="1871"/>
-            <w:tcBorders>
-              <w:top w:val="single" w:sz="4" w:color="D5DDE1"/>
-              <w:left w:val="single" w:sz="4" w:color="D5DDE1"/>
-              <w:bottom w:val="single" w:sz="4" w:color="D5DDE1"/>
-              <w:right w:val="single" w:sz="4" w:color="D5DDE1"/>
-            </w:tcBorders>
-          </w:tcPr>
-          <w:p>
-            <w:pPr>
-              <w:keepNext/>
-              <w:spacing w:after="0"/>
-            </w:pPr>
-            <w:r>
-              <w:rPr>
-                <w:sz w:val="17"/>
-              </w:rPr>
-              <w:t xml:space="preserve">Có hầu hết các bước; phần hạn chế ngắn. </w:t>
-            </w:r>
-            <w:r>
-              <w:rPr>
-                <w:b/>
-                <w:sz w:val="17"/>
-              </w:rPr>
-              <w:t>10</w:t>
-            </w:r>
-          </w:p>
-        </w:tc>
-        <w:tc>
-          <w:tcPr>
-            <w:tcW w:type="dxa" w:w="1871"/>
-            <w:tcBorders>
-              <w:top w:val="single" w:sz="4" w:color="D5DDE1"/>
-              <w:left w:val="single" w:sz="4" w:color="D5DDE1"/>
-              <w:bottom w:val="single" w:sz="4" w:color="D5DDE1"/>
-              <w:right w:val="single" w:sz="4" w:color="D5DDE1"/>
-            </w:tcBorders>
-          </w:tcPr>
-          <w:p>
-            <w:pPr>
-              <w:keepNext/>
-              <w:spacing w:after="0"/>
-            </w:pPr>
-            <w:r>
-              <w:rPr>
-                <w:sz w:val="17"/>
-              </w:rPr>
-              <w:t xml:space="preserve">Lặp lại phần Kết quả; không so sánh; thiếu hạn chế hoặc chỉ nêu cho có. </w:t>
-            </w:r>
-            <w:r>
-              <w:rPr>
-                <w:b/>
-                <w:sz w:val="17"/>
-              </w:rPr>
-              <w:t>5</w:t>
-            </w:r>
-          </w:p>
-        </w:tc>
-        <w:tc>
-          <w:tcPr>
-            <w:tcW w:type="dxa" w:w="1361"/>
-            <w:tcBorders>
-              <w:top w:val="single" w:sz="4" w:color="D5DDE1"/>
-              <w:left w:val="single" w:sz="4" w:color="D5DDE1"/>
-              <w:bottom w:val="single" w:sz="4" w:color="D5DDE1"/>
-              <w:right w:val="single" w:sz="4" w:color="D5DDE1"/>
-            </w:tcBorders>
-          </w:tcPr>
-          <w:p>
-            <w:pPr>
-              <w:keepNext/>
-              <w:spacing w:after="0"/>
-            </w:pPr>
-            <w:r>
-              <w:rPr>
-                <w:sz w:val="17"/>
-              </w:rPr>
-              <w:t xml:space="preserve">Không có. </w:t>
-            </w:r>
-            <w:r>
-              <w:rPr>
-                <w:b/>
-                <w:sz w:val="17"/>
-              </w:rPr>
-              <w:t>0</w:t>
-            </w:r>
-          </w:p>
-        </w:tc>
-      </w:tr>
-      <w:tr>
-        <w:trPr>
-          <w:cantSplit w:val="true"/>
-        </w:trPr>
-        <w:tc>
-          <w:tcPr>
-            <w:tcW w:type="dxa" w:w="1701"/>
-            <w:tcBorders>
-              <w:top w:val="single" w:sz="4" w:color="D5DDE1"/>
-              <w:left w:val="single" w:sz="4" w:color="D5DDE1"/>
-              <w:bottom w:val="single" w:sz="4" w:color="D5DDE1"/>
-              <w:right w:val="single" w:sz="4" w:color="D5DDE1"/>
-            </w:tcBorders>
-            <w:shd w:val="clear" w:color="auto" w:fill="F5F9FA"/>
-          </w:tcPr>
-          <w:p>
-            <w:pPr>
-              <w:keepNext/>
-              <w:spacing w:after="0"/>
-            </w:pPr>
-            <w:r>
-              <w:rPr>
-                <w:b/>
-                <w:sz w:val="17"/>
-              </w:rPr>
-              <w:t>7. Ngôn ngữ chừng mực</w:t>
-            </w:r>
-            <w:r>
-              <w:rPr>
-                <w:sz w:val="17"/>
-              </w:rPr>
-              <w:t xml:space="preserve"> (5)</w:t>
-            </w:r>
-          </w:p>
-        </w:tc>
-        <w:tc>
-          <w:tcPr>
-            <w:tcW w:type="dxa" w:w="2608"/>
-            <w:tcBorders>
-              <w:top w:val="single" w:sz="4" w:color="D5DDE1"/>
-              <w:left w:val="single" w:sz="4" w:color="D5DDE1"/>
-              <w:bottom w:val="single" w:sz="4" w:color="D5DDE1"/>
-              <w:right w:val="single" w:sz="4" w:color="D5DDE1"/>
-            </w:tcBorders>
-            <w:shd w:val="clear" w:color="auto" w:fill="F5F9FA"/>
-          </w:tcPr>
-          <w:p>
-            <w:pPr>
-              <w:keepNext/>
-              <w:spacing w:after="0"/>
-            </w:pPr>
-            <w:r>
-              <w:rPr>
-                <w:sz w:val="17"/>
-              </w:rPr>
-              <w:t xml:space="preserve">Dùng "có liên quan với" xuyên suốt; thừa nhận độ không chắc chắn; không dùng "xu hướng" cho kết quả không có ý nghĩa; kết luận không mạnh hơn mức thiết kế cho phép. </w:t>
-            </w:r>
-            <w:r>
-              <w:rPr>
-                <w:b/>
-                <w:sz w:val="17"/>
-              </w:rPr>
-              <w:t>5</w:t>
-            </w:r>
-          </w:p>
-        </w:tc>
-        <w:tc>
-          <w:tcPr>
-            <w:tcW w:type="dxa" w:w="1871"/>
-            <w:tcBorders>
-              <w:top w:val="single" w:sz="4" w:color="D5DDE1"/>
-              <w:left w:val="single" w:sz="4" w:color="D5DDE1"/>
-              <w:bottom w:val="single" w:sz="4" w:color="D5DDE1"/>
-              <w:right w:val="single" w:sz="4" w:color="D5DDE1"/>
-            </w:tcBorders>
-            <w:shd w:val="clear" w:color="auto" w:fill="F5F9FA"/>
-          </w:tcPr>
-          <w:p>
-            <w:pPr>
-              <w:keepNext/>
-              <w:spacing w:after="0"/>
-            </w:pPr>
-            <w:r>
-              <w:rPr>
-                <w:sz w:val="17"/>
-              </w:rPr>
-              <w:t xml:space="preserve">Một chỗ phát biểu quá mức. </w:t>
-            </w:r>
-            <w:r>
-              <w:rPr>
-                <w:b/>
-                <w:sz w:val="17"/>
-              </w:rPr>
-              <w:t>3</w:t>
-            </w:r>
-          </w:p>
-        </w:tc>
-        <w:tc>
-          <w:tcPr>
-            <w:tcW w:type="dxa" w:w="1871"/>
-            <w:tcBorders>
-              <w:top w:val="single" w:sz="4" w:color="D5DDE1"/>
-              <w:left w:val="single" w:sz="4" w:color="D5DDE1"/>
-              <w:bottom w:val="single" w:sz="4" w:color="D5DDE1"/>
-              <w:right w:val="single" w:sz="4" w:color="D5DDE1"/>
-            </w:tcBorders>
-            <w:shd w:val="clear" w:color="auto" w:fill="F5F9FA"/>
-          </w:tcPr>
-          <w:p>
-            <w:pPr>
-              <w:keepNext/>
-              <w:spacing w:after="0"/>
-            </w:pPr>
-            <w:r>
-              <w:rPr>
-                <w:sz w:val="17"/>
-              </w:rPr>
-              <w:t xml:space="preserve">Khẳng định nhân quả ("dịch truyền gây tử vong") hoặc trình bày sai lệch kết quả ("spin"). </w:t>
-            </w:r>
-            <w:r>
-              <w:rPr>
-                <w:b/>
-                <w:sz w:val="17"/>
-              </w:rPr>
-              <w:t>1</w:t>
-            </w:r>
-          </w:p>
-        </w:tc>
-        <w:tc>
-          <w:tcPr>
-            <w:tcW w:type="dxa" w:w="1361"/>
-            <w:tcBorders>
-              <w:top w:val="single" w:sz="4" w:color="D5DDE1"/>
-              <w:left w:val="single" w:sz="4" w:color="D5DDE1"/>
-              <w:bottom w:val="single" w:sz="4" w:color="D5DDE1"/>
-              <w:right w:val="single" w:sz="4" w:color="D5DDE1"/>
-            </w:tcBorders>
-            <w:shd w:val="clear" w:color="auto" w:fill="F5F9FA"/>
-          </w:tcPr>
-          <w:p>
-            <w:pPr>
-              <w:keepNext/>
-              <w:spacing w:after="0"/>
-            </w:pPr>
-            <w:r>
-              <w:rPr>
-                <w:sz w:val="17"/>
-              </w:rPr>
-              <w:t xml:space="preserve">Không áp dụng. </w:t>
-            </w:r>
-            <w:r>
-              <w:rPr>
-                <w:b/>
-                <w:sz w:val="17"/>
-              </w:rPr>
-              <w:t>0</w:t>
-            </w:r>
-          </w:p>
-        </w:tc>
-      </w:tr>
-      <w:tr>
-        <w:trPr>
-          <w:cantSplit w:val="true"/>
-        </w:trPr>
-        <w:tc>
-          <w:tcPr>
-            <w:tcW w:type="dxa" w:w="1701"/>
-            <w:tcBorders>
-              <w:top w:val="single" w:sz="4" w:color="D5DDE1"/>
-              <w:left w:val="single" w:sz="4" w:color="D5DDE1"/>
-              <w:bottom w:val="single" w:sz="4" w:color="D5DDE1"/>
-              <w:right w:val="single" w:sz="4" w:color="D5DDE1"/>
-            </w:tcBorders>
-          </w:tcPr>
-          <w:p>
-            <w:pPr>
-              <w:keepNext/>
-              <w:spacing w:after="0"/>
-            </w:pPr>
-            <w:r>
-              <w:rPr>
-                <w:b/>
-                <w:sz w:val="17"/>
-              </w:rPr>
-              <w:t>8. Tuân thủ STROBE</w:t>
-            </w:r>
-            <w:r>
-              <w:rPr>
-                <w:sz w:val="17"/>
-              </w:rPr>
-              <w:t xml:space="preserve"> (5)</w:t>
-            </w:r>
-          </w:p>
-        </w:tc>
-        <w:tc>
-          <w:tcPr>
-            <w:tcW w:type="dxa" w:w="2608"/>
-            <w:tcBorders>
-              <w:top w:val="single" w:sz="4" w:color="D5DDE1"/>
-              <w:left w:val="single" w:sz="4" w:color="D5DDE1"/>
-              <w:bottom w:val="single" w:sz="4" w:color="D5DDE1"/>
-              <w:right w:val="single" w:sz="4" w:color="D5DDE1"/>
-            </w:tcBorders>
-          </w:tcPr>
-          <w:p>
-            <w:pPr>
-              <w:keepNext/>
-              <w:spacing w:after="0"/>
-            </w:pPr>
-            <w:r>
-              <w:rPr>
-                <w:sz w:val="17"/>
-              </w:rPr>
-              <w:t xml:space="preserve">Bảng kiểm điền đầy đủ kèm số trang; các mục không áp dụng có lý giải; bản thảo thực sự có những gì bảng kiểm ghi. </w:t>
-            </w:r>
-            <w:r>
-              <w:rPr>
-                <w:b/>
-                <w:sz w:val="17"/>
-              </w:rPr>
-              <w:t>5</w:t>
-            </w:r>
-          </w:p>
-        </w:tc>
-        <w:tc>
-          <w:tcPr>
-            <w:tcW w:type="dxa" w:w="1871"/>
-            <w:tcBorders>
-              <w:top w:val="single" w:sz="4" w:color="D5DDE1"/>
-              <w:left w:val="single" w:sz="4" w:color="D5DDE1"/>
-              <w:bottom w:val="single" w:sz="4" w:color="D5DDE1"/>
-              <w:right w:val="single" w:sz="4" w:color="D5DDE1"/>
-            </w:tcBorders>
-          </w:tcPr>
-          <w:p>
-            <w:pPr>
-              <w:keepNext/>
-              <w:spacing w:after="0"/>
-            </w:pPr>
-            <w:r>
-              <w:rPr>
-                <w:sz w:val="17"/>
-              </w:rPr>
-              <w:t xml:space="preserve">Điền đủ; vài mục ghi là có nhưng còn sơ sài. </w:t>
-            </w:r>
-            <w:r>
-              <w:rPr>
-                <w:b/>
-                <w:sz w:val="17"/>
-              </w:rPr>
-              <w:t>3</w:t>
-            </w:r>
-          </w:p>
-        </w:tc>
-        <w:tc>
-          <w:tcPr>
-            <w:tcW w:type="dxa" w:w="1871"/>
-            <w:tcBorders>
-              <w:top w:val="single" w:sz="4" w:color="D5DDE1"/>
-              <w:left w:val="single" w:sz="4" w:color="D5DDE1"/>
-              <w:bottom w:val="single" w:sz="4" w:color="D5DDE1"/>
-              <w:right w:val="single" w:sz="4" w:color="D5DDE1"/>
-            </w:tcBorders>
-          </w:tcPr>
-          <w:p>
-            <w:pPr>
-              <w:keepNext/>
-              <w:spacing w:after="0"/>
-            </w:pPr>
-            <w:r>
-              <w:rPr>
-                <w:sz w:val="17"/>
-              </w:rPr>
-              <w:t xml:space="preserve">Chưa đầy đủ hoặc không khớp với văn bản. </w:t>
-            </w:r>
-            <w:r>
-              <w:rPr>
-                <w:b/>
-                <w:sz w:val="17"/>
-              </w:rPr>
-              <w:t>1</w:t>
-            </w:r>
-          </w:p>
-        </w:tc>
-        <w:tc>
-          <w:tcPr>
-            <w:tcW w:type="dxa" w:w="1361"/>
-            <w:tcBorders>
-              <w:top w:val="single" w:sz="4" w:color="D5DDE1"/>
-              <w:left w:val="single" w:sz="4" w:color="D5DDE1"/>
-              <w:bottom w:val="single" w:sz="4" w:color="D5DDE1"/>
-              <w:right w:val="single" w:sz="4" w:color="D5DDE1"/>
-            </w:tcBorders>
-          </w:tcPr>
-          <w:p>
-            <w:pPr>
-              <w:keepNext/>
-              <w:spacing w:after="0"/>
-            </w:pPr>
-            <w:r>
-              <w:rPr>
-                <w:sz w:val="17"/>
-              </w:rPr>
-              <w:t xml:space="preserve">Không nộp. </w:t>
-            </w:r>
-            <w:r>
-              <w:rPr>
-                <w:b/>
-                <w:sz w:val="17"/>
-              </w:rPr>
-              <w:t>0</w:t>
-            </w:r>
-          </w:p>
-        </w:tc>
-      </w:tr>
-      <w:tr>
-        <w:trPr>
-          <w:cantSplit w:val="true"/>
-        </w:trPr>
-        <w:tc>
-          <w:tcPr>
-            <w:tcW w:type="dxa" w:w="1701"/>
-            <w:tcBorders>
-              <w:top w:val="single" w:sz="4" w:color="D5DDE1"/>
-              <w:left w:val="single" w:sz="4" w:color="D5DDE1"/>
-              <w:bottom w:val="single" w:sz="4" w:color="D5DDE1"/>
-              <w:right w:val="single" w:sz="4" w:color="D5DDE1"/>
-            </w:tcBorders>
-            <w:shd w:val="clear" w:color="auto" w:fill="EAF2F5"/>
-          </w:tcPr>
-          <w:p>
-            <w:pPr>
-              <w:spacing w:after="0"/>
-            </w:pPr>
-            <w:r>
-              <w:rPr>
-                <w:b/>
-                <w:sz w:val="17"/>
-              </w:rPr>
-              <w:t>9. Tài liệu tham khảo, độ dài và trình bày</w:t>
-            </w:r>
-            <w:r>
-              <w:rPr>
-                <w:sz w:val="17"/>
-              </w:rPr>
-              <w:t xml:space="preserve"> (5)</w:t>
-            </w:r>
-          </w:p>
-        </w:tc>
-        <w:tc>
-          <w:tcPr>
-            <w:tcW w:type="dxa" w:w="2608"/>
-            <w:tcBorders>
-              <w:top w:val="single" w:sz="4" w:color="D5DDE1"/>
-              <w:left w:val="single" w:sz="4" w:color="D5DDE1"/>
-              <w:bottom w:val="single" w:sz="4" w:color="D5DDE1"/>
-              <w:right w:val="single" w:sz="4" w:color="D5DDE1"/>
-            </w:tcBorders>
-            <w:shd w:val="clear" w:color="auto" w:fill="EAF2F5"/>
-          </w:tcPr>
-          <w:p>
-            <w:pPr>
-              <w:spacing w:after="0"/>
-            </w:pPr>
-            <w:r>
-              <w:rPr>
-                <w:sz w:val="17"/>
-              </w:rPr>
-              <w:t xml:space="preserve">10 đến 20 tài liệu liên quan, kiểu Vancouver nhất quán; phần chính khoảng 2,000 từ (cộng trừ 10%); dùng mẫu; có tuyên bố CRediT, lời cảm ơn khóa học và câu công khai sử dụng AI. </w:t>
-            </w:r>
-            <w:r>
-              <w:rPr>
-                <w:b/>
-                <w:sz w:val="17"/>
-              </w:rPr>
-              <w:t>5</w:t>
-            </w:r>
-          </w:p>
-        </w:tc>
-        <w:tc>
-          <w:tcPr>
-            <w:tcW w:type="dxa" w:w="1871"/>
-            <w:tcBorders>
-              <w:top w:val="single" w:sz="4" w:color="D5DDE1"/>
-              <w:left w:val="single" w:sz="4" w:color="D5DDE1"/>
-              <w:bottom w:val="single" w:sz="4" w:color="D5DDE1"/>
-              <w:right w:val="single" w:sz="4" w:color="D5DDE1"/>
-            </w:tcBorders>
-            <w:shd w:val="clear" w:color="auto" w:fill="EAF2F5"/>
-          </w:tcPr>
-          <w:p>
-            <w:pPr>
-              <w:spacing w:after="0"/>
-            </w:pPr>
-            <w:r>
-              <w:rPr>
-                <w:sz w:val="17"/>
-              </w:rPr>
-              <w:t xml:space="preserve">Vấn đề nhỏ (vài lỗi định dạng, hơi quá dài). </w:t>
-            </w:r>
-            <w:r>
-              <w:rPr>
-                <w:b/>
-                <w:sz w:val="17"/>
-              </w:rPr>
-              <w:t>3</w:t>
-            </w:r>
-          </w:p>
-        </w:tc>
-        <w:tc>
-          <w:tcPr>
-            <w:tcW w:type="dxa" w:w="1871"/>
-            <w:tcBorders>
-              <w:top w:val="single" w:sz="4" w:color="D5DDE1"/>
-              <w:left w:val="single" w:sz="4" w:color="D5DDE1"/>
-              <w:bottom w:val="single" w:sz="4" w:color="D5DDE1"/>
-              <w:right w:val="single" w:sz="4" w:color="D5DDE1"/>
-            </w:tcBorders>
-            <w:shd w:val="clear" w:color="auto" w:fill="EAF2F5"/>
-          </w:tcPr>
-          <w:p>
-            <w:pPr>
-              <w:spacing w:after="0"/>
-            </w:pPr>
-            <w:r>
-              <w:rPr>
-                <w:sz w:val="17"/>
-              </w:rPr>
-              <w:t xml:space="preserve">Tài liệu không nhất quán hoặc không kiểm chứng được; quá dài hoặc quá ngắn nhiều; thiếu các tuyên bố bắt buộc. </w:t>
-            </w:r>
-            <w:r>
-              <w:rPr>
-                <w:b/>
-                <w:sz w:val="17"/>
-              </w:rPr>
-              <w:t>1</w:t>
-            </w:r>
-          </w:p>
-        </w:tc>
-        <w:tc>
-          <w:tcPr>
-            <w:tcW w:type="dxa" w:w="1361"/>
-            <w:tcBorders>
-              <w:top w:val="single" w:sz="4" w:color="D5DDE1"/>
-              <w:left w:val="single" w:sz="4" w:color="D5DDE1"/>
-              <w:bottom w:val="single" w:sz="4" w:color="D5DDE1"/>
-              <w:right w:val="single" w:sz="4" w:color="D5DDE1"/>
-            </w:tcBorders>
-            <w:shd w:val="clear" w:color="auto" w:fill="EAF2F5"/>
-          </w:tcPr>
-          <w:p>
-            <w:pPr>
-              <w:spacing w:after="0"/>
-            </w:pPr>
-            <w:r>
-              <w:rPr>
-                <w:sz w:val="17"/>
-              </w:rPr>
-              <w:t xml:space="preserve">Không áp dụng. </w:t>
-            </w:r>
-            <w:r>
-              <w:rPr>
-                <w:b/>
-                <w:sz w:val="17"/>
-              </w:rPr>
-              <w:t>0</w:t>
-            </w:r>
-          </w:p>
-        </w:tc>
-      </w:tr>
-    </w:tbl>
-    <w:p>
-      <w:pPr>
-        <w:spacing w:after="80"/>
-      </w:pPr>
-    </w:p>
-    <w:p>
-      <w:r>
-        <w:rPr>
-          <w:b/>
-        </w:rPr>
-        <w:t>Điểm phần bản thảo:</w:t>
-      </w:r>
-      <w:r>
-        <w:t xml:space="preserve"> ______ / 90</w:t>
-      </w:r>
-    </w:p>
-    <w:p>
-      <w:pPr>
-        <w:pStyle w:val="Heading1"/>
-      </w:pPr>
-      <w:r>
-        <w:t>B. Bình duyệt và phản hồi ý kiến phản biện (10 điểm)</w:t>
-      </w:r>
-    </w:p>
-    <w:tbl>
-      <w:tblPr>
-        <w:tblW w:type="auto" w:w="0"/>
-        <w:jc w:val="center"/>
-        <w:tblLayout w:type="fixed"/>
-        <w:tblCellMar>
-          <w:top w:w="80" w:type="dxa"/>
-          <w:left w:w="110" w:type="dxa"/>
-          <w:bottom w:w="80" w:type="dxa"/>
-          <w:right w:w="110" w:type="dxa"/>
-        </w:tblCellMar>
-        <w:tblLook w:firstColumn="1" w:firstRow="1" w:lastColumn="0" w:lastRow="0" w:noHBand="0" w:noVBand="1" w:val="04A0"/>
-      </w:tblPr>
-      <w:tblGrid>
-        <w:gridCol w:w="1701"/>
-        <w:gridCol w:w="2608"/>
-        <w:gridCol w:w="1871"/>
-        <w:gridCol w:w="1871"/>
-        <w:gridCol w:w="1360"/>
-      </w:tblGrid>
-      <w:tr>
-        <w:trPr>
-          <w:cantSplit w:val="true"/>
-          <w:tblHeader w:val="true"/>
-        </w:trPr>
-        <w:tc>
-          <w:tcPr>
-            <w:tcW w:type="dxa" w:w="1701"/>
-            <w:tcBorders>
-              <w:top w:val="single" w:sz="4" w:color="04242F"/>
-              <w:left w:val="single" w:sz="4" w:color="04242F"/>
-              <w:bottom w:val="single" w:sz="4" w:color="04242F"/>
-              <w:right w:val="single" w:sz="4" w:color="04242F"/>
-            </w:tcBorders>
-            <w:shd w:val="clear" w:color="auto" w:fill="04242F"/>
-          </w:tcPr>
-          <w:p>
-            <w:pPr>
-              <w:keepNext/>
-              <w:spacing w:after="0"/>
-            </w:pPr>
-            <w:r>
-              <w:rPr>
-                <w:b/>
-                <w:color w:val="FFFFFF"/>
-                <w:sz w:val="18"/>
-              </w:rPr>
-              <w:t>Tiêu chí</w:t>
-            </w:r>
-          </w:p>
-        </w:tc>
-        <w:tc>
-          <w:tcPr>
-            <w:tcW w:type="dxa" w:w="2608"/>
-            <w:tcBorders>
-              <w:top w:val="single" w:sz="4" w:color="04242F"/>
-              <w:left w:val="single" w:sz="4" w:color="04242F"/>
-              <w:bottom w:val="single" w:sz="4" w:color="04242F"/>
-              <w:right w:val="single" w:sz="4" w:color="04242F"/>
-            </w:tcBorders>
-            <w:shd w:val="clear" w:color="auto" w:fill="04242F"/>
-          </w:tcPr>
-          <w:p>
-            <w:pPr>
-              <w:keepNext/>
-              <w:spacing w:after="0"/>
-            </w:pPr>
-            <w:r>
-              <w:rPr>
-                <w:b/>
-                <w:color w:val="FFFFFF"/>
-                <w:sz w:val="18"/>
-              </w:rPr>
-              <w:t>Xuất sắc</w:t>
-            </w:r>
-          </w:p>
-        </w:tc>
-        <w:tc>
-          <w:tcPr>
-            <w:tcW w:type="dxa" w:w="1871"/>
-            <w:tcBorders>
-              <w:top w:val="single" w:sz="4" w:color="04242F"/>
-              <w:left w:val="single" w:sz="4" w:color="04242F"/>
-              <w:bottom w:val="single" w:sz="4" w:color="04242F"/>
-              <w:right w:val="single" w:sz="4" w:color="04242F"/>
-            </w:tcBorders>
-            <w:shd w:val="clear" w:color="auto" w:fill="04242F"/>
-          </w:tcPr>
-          <w:p>
-            <w:pPr>
-              <w:keepNext/>
-              <w:spacing w:after="0"/>
-            </w:pPr>
-            <w:r>
-              <w:rPr>
-                <w:b/>
-                <w:color w:val="FFFFFF"/>
-                <w:sz w:val="18"/>
-              </w:rPr>
-              <w:t>Tốt</w:t>
-            </w:r>
-          </w:p>
-        </w:tc>
-        <w:tc>
-          <w:tcPr>
-            <w:tcW w:type="dxa" w:w="1871"/>
-            <w:tcBorders>
-              <w:top w:val="single" w:sz="4" w:color="04242F"/>
-              <w:left w:val="single" w:sz="4" w:color="04242F"/>
-              <w:bottom w:val="single" w:sz="4" w:color="04242F"/>
-              <w:right w:val="single" w:sz="4" w:color="04242F"/>
-            </w:tcBorders>
-            <w:shd w:val="clear" w:color="auto" w:fill="04242F"/>
-          </w:tcPr>
-          <w:p>
-            <w:pPr>
-              <w:keepNext/>
-              <w:spacing w:after="0"/>
-            </w:pPr>
-            <w:r>
-              <w:rPr>
-                <w:b/>
-                <w:color w:val="FFFFFF"/>
-                <w:sz w:val="18"/>
-              </w:rPr>
-              <w:t>Cần cải thiện</w:t>
-            </w:r>
-          </w:p>
-        </w:tc>
-        <w:tc>
-          <w:tcPr>
-            <w:tcW w:type="dxa" w:w="1361"/>
-            <w:tcBorders>
-              <w:top w:val="single" w:sz="4" w:color="04242F"/>
-              <w:left w:val="single" w:sz="4" w:color="04242F"/>
-              <w:bottom w:val="single" w:sz="4" w:color="04242F"/>
-              <w:right w:val="single" w:sz="4" w:color="04242F"/>
-            </w:tcBorders>
-            <w:shd w:val="clear" w:color="auto" w:fill="04242F"/>
-          </w:tcPr>
-          <w:p>
-            <w:pPr>
-              <w:keepNext/>
-              <w:spacing w:after="0"/>
-            </w:pPr>
-            <w:r>
-              <w:rPr>
-                <w:b/>
-                <w:color w:val="FFFFFF"/>
-                <w:sz w:val="18"/>
-              </w:rPr>
-              <w:t>Thiếu</w:t>
-            </w:r>
-          </w:p>
-        </w:tc>
-      </w:tr>
-      <w:tr>
-        <w:trPr>
-          <w:cantSplit w:val="true"/>
-        </w:trPr>
-        <w:tc>
-          <w:tcPr>
-            <w:tcW w:type="dxa" w:w="1701"/>
-            <w:tcBorders>
-              <w:top w:val="single" w:sz="4" w:color="D5DDE1"/>
-              <w:left w:val="single" w:sz="4" w:color="D5DDE1"/>
-              <w:bottom w:val="single" w:sz="4" w:color="D5DDE1"/>
-              <w:right w:val="single" w:sz="4" w:color="D5DDE1"/>
-            </w:tcBorders>
-          </w:tcPr>
-          <w:p>
-            <w:pPr>
-              <w:spacing w:after="0"/>
-            </w:pPr>
-            <w:r>
-              <w:rPr>
-                <w:b/>
-                <w:sz w:val="17"/>
-              </w:rPr>
-              <w:t>10. Bình duyệt đã viết và thư phản hồi phản biện</w:t>
-            </w:r>
-            <w:r>
-              <w:rPr>
-                <w:sz w:val="17"/>
-              </w:rPr>
-              <w:t xml:space="preserve"> (10)</w:t>
-            </w:r>
-          </w:p>
-        </w:tc>
-        <w:tc>
-          <w:tcPr>
-            <w:tcW w:type="dxa" w:w="2608"/>
-            <w:tcBorders>
-              <w:top w:val="single" w:sz="4" w:color="D5DDE1"/>
-              <w:left w:val="single" w:sz="4" w:color="D5DDE1"/>
-              <w:bottom w:val="single" w:sz="4" w:color="D5DDE1"/>
-              <w:right w:val="single" w:sz="4" w:color="D5DDE1"/>
-            </w:tcBorders>
-          </w:tcPr>
-          <w:p>
-            <w:pPr>
-              <w:spacing w:after="0"/>
-            </w:pPr>
-            <w:r>
-              <w:rPr>
-                <w:sz w:val="17"/>
-              </w:rPr>
-              <w:t xml:space="preserve">Bản bình duyệt bản thảo của một bạn cùng lớp cụ thể, mang tính xây dựng và dùng bảng kiểm. Thư phản hồi trả lời từng nhận xét theo từng ý và lịch sự (nhận xét, câu trả lời, rồi thay đổi kèm trang/dòng). Những điểm không đồng ý được giải thích có lý do, và bản thảo đã sửa thể hiện các thay đổi. </w:t>
-            </w:r>
-            <w:r>
-              <w:rPr>
-                <w:b/>
-                <w:sz w:val="17"/>
-              </w:rPr>
-              <w:t>10</w:t>
-            </w:r>
-          </w:p>
-        </w:tc>
-        <w:tc>
-          <w:tcPr>
-            <w:tcW w:type="dxa" w:w="1871"/>
-            <w:tcBorders>
-              <w:top w:val="single" w:sz="4" w:color="D5DDE1"/>
-              <w:left w:val="single" w:sz="4" w:color="D5DDE1"/>
-              <w:bottom w:val="single" w:sz="4" w:color="D5DDE1"/>
-              <w:right w:val="single" w:sz="4" w:color="D5DDE1"/>
-            </w:tcBorders>
-          </w:tcPr>
-          <w:p>
-            <w:pPr>
-              <w:spacing w:after="0"/>
-            </w:pPr>
-            <w:r>
-              <w:rPr>
-                <w:sz w:val="17"/>
-              </w:rPr>
-              <w:t xml:space="preserve">Bình duyệt và phản hồi tốt, nhưng một số câu trả lời mơ hồ ("đã sửa") hoặc một nhận xét chưa được giải quyết. </w:t>
-            </w:r>
-            <w:r>
-              <w:rPr>
-                <w:b/>
-                <w:sz w:val="17"/>
-              </w:rPr>
-              <w:t>7</w:t>
-            </w:r>
-          </w:p>
-        </w:tc>
-        <w:tc>
-          <w:tcPr>
-            <w:tcW w:type="dxa" w:w="1871"/>
-            <w:tcBorders>
-              <w:top w:val="single" w:sz="4" w:color="D5DDE1"/>
-              <w:left w:val="single" w:sz="4" w:color="D5DDE1"/>
-              <w:bottom w:val="single" w:sz="4" w:color="D5DDE1"/>
-              <w:right w:val="single" w:sz="4" w:color="D5DDE1"/>
-            </w:tcBorders>
-          </w:tcPr>
-          <w:p>
-            <w:pPr>
-              <w:spacing w:after="0"/>
-            </w:pPr>
-            <w:r>
-              <w:rPr>
-                <w:sz w:val="17"/>
-              </w:rPr>
-              <w:t xml:space="preserve">Bình duyệt chung chung hoặc thiếu lịch sự; phản hồi mang tính phòng thủ, hoặc nói đã sửa nhưng không sửa. </w:t>
-            </w:r>
-            <w:r>
-              <w:rPr>
-                <w:b/>
-                <w:sz w:val="17"/>
-              </w:rPr>
-              <w:t>3</w:t>
-            </w:r>
-          </w:p>
-        </w:tc>
-        <w:tc>
-          <w:tcPr>
-            <w:tcW w:type="dxa" w:w="1361"/>
-            <w:tcBorders>
-              <w:top w:val="single" w:sz="4" w:color="D5DDE1"/>
-              <w:left w:val="single" w:sz="4" w:color="D5DDE1"/>
-              <w:bottom w:val="single" w:sz="4" w:color="D5DDE1"/>
-              <w:right w:val="single" w:sz="4" w:color="D5DDE1"/>
-            </w:tcBorders>
-          </w:tcPr>
-          <w:p>
-            <w:pPr>
-              <w:spacing w:after="0"/>
-            </w:pPr>
-            <w:r>
-              <w:rPr>
-                <w:sz w:val="17"/>
-              </w:rPr>
-              <w:t xml:space="preserve">Không bình duyệt và không phản hồi. </w:t>
+              <w:t xml:space="preserve">Không có phản hồi. </w:t>
             </w:r>
             <w:r>
               <w:rPr>
@@ -2521,305 +1990,15 @@
     </w:p>
     <w:p>
       <w:pPr>
-        <w:pStyle w:val="Heading2"/>
+        <w:pStyle w:val="Heading1"/>
       </w:pPr>
       <w:r>
-        <w:t>Gợi ý cho nhận xét chung</w:t>
+        <w:t>C. Các phần không bắt buộc (chỉ nhận xét, không tính điểm)</w:t>
       </w:r>
     </w:p>
-    <w:tbl>
-      <w:tblPr>
-        <w:tblW w:type="auto" w:w="0"/>
-        <w:jc w:val="center"/>
-        <w:tblLayout w:type="fixed"/>
-        <w:tblCellMar>
-          <w:top w:w="80" w:type="dxa"/>
-          <w:left w:w="110" w:type="dxa"/>
-          <w:bottom w:w="80" w:type="dxa"/>
-          <w:right w:w="110" w:type="dxa"/>
-        </w:tblCellMar>
-        <w:tblLook w:firstColumn="1" w:firstRow="1" w:lastColumn="0" w:lastRow="0" w:noHBand="0" w:noVBand="1" w:val="04A0"/>
-      </w:tblPr>
-      <w:tblGrid>
-        <w:gridCol w:w="1325"/>
-        <w:gridCol w:w="8086"/>
-      </w:tblGrid>
-      <w:tr>
-        <w:trPr>
-          <w:cantSplit w:val="true"/>
-          <w:tblHeader w:val="true"/>
-        </w:trPr>
-        <w:tc>
-          <w:tcPr>
-            <w:tcW w:type="dxa" w:w="1326"/>
-            <w:tcBorders>
-              <w:top w:val="single" w:sz="4" w:color="04242F"/>
-              <w:left w:val="single" w:sz="4" w:color="04242F"/>
-              <w:bottom w:val="single" w:sz="4" w:color="04242F"/>
-              <w:right w:val="single" w:sz="4" w:color="04242F"/>
-            </w:tcBorders>
-            <w:shd w:val="clear" w:color="auto" w:fill="04242F"/>
-          </w:tcPr>
-          <w:p>
-            <w:pPr>
-              <w:keepNext/>
-              <w:spacing w:after="0"/>
-            </w:pPr>
-            <w:r>
-              <w:rPr>
-                <w:b/>
-                <w:color w:val="FFFFFF"/>
-                <w:sz w:val="18"/>
-              </w:rPr>
-              <w:t>Tổng điểm</w:t>
-            </w:r>
-          </w:p>
-        </w:tc>
-        <w:tc>
-          <w:tcPr>
-            <w:tcW w:type="dxa" w:w="8085"/>
-            <w:tcBorders>
-              <w:top w:val="single" w:sz="4" w:color="04242F"/>
-              <w:left w:val="single" w:sz="4" w:color="04242F"/>
-              <w:bottom w:val="single" w:sz="4" w:color="04242F"/>
-              <w:right w:val="single" w:sz="4" w:color="04242F"/>
-            </w:tcBorders>
-            <w:shd w:val="clear" w:color="auto" w:fill="04242F"/>
-          </w:tcPr>
-          <w:p>
-            <w:pPr>
-              <w:keepNext/>
-              <w:spacing w:after="0"/>
-            </w:pPr>
-            <w:r>
-              <w:rPr>
-                <w:b/>
-                <w:color w:val="FFFFFF"/>
-                <w:sz w:val="18"/>
-              </w:rPr>
-              <w:t>Nhận xét chung</w:t>
-            </w:r>
-          </w:p>
-        </w:tc>
-      </w:tr>
-      <w:tr>
-        <w:trPr>
-          <w:cantSplit w:val="true"/>
-        </w:trPr>
-        <w:tc>
-          <w:tcPr>
-            <w:tcW w:type="dxa" w:w="1326"/>
-            <w:tcBorders>
-              <w:top w:val="single" w:sz="4" w:color="D5DDE1"/>
-              <w:left w:val="single" w:sz="4" w:color="D5DDE1"/>
-              <w:bottom w:val="single" w:sz="4" w:color="D5DDE1"/>
-              <w:right w:val="single" w:sz="4" w:color="D5DDE1"/>
-            </w:tcBorders>
-          </w:tcPr>
-          <w:p>
-            <w:pPr>
-              <w:keepNext/>
-              <w:spacing w:after="0"/>
-            </w:pPr>
-            <w:r>
-              <w:rPr>
-                <w:sz w:val="17"/>
-              </w:rPr>
-              <w:t>80 đến 100</w:t>
-            </w:r>
-          </w:p>
-        </w:tc>
-        <w:tc>
-          <w:tcPr>
-            <w:tcW w:type="dxa" w:w="8085"/>
-            <w:tcBorders>
-              <w:top w:val="single" w:sz="4" w:color="D5DDE1"/>
-              <w:left w:val="single" w:sz="4" w:color="D5DDE1"/>
-              <w:bottom w:val="single" w:sz="4" w:color="D5DDE1"/>
-              <w:right w:val="single" w:sz="4" w:color="D5DDE1"/>
-            </w:tcBorders>
-          </w:tcPr>
-          <w:p>
-            <w:pPr>
-              <w:keepNext/>
-              <w:spacing w:after="0"/>
-            </w:pPr>
-            <w:r>
-              <w:rPr>
-                <w:sz w:val="17"/>
-              </w:rPr>
-              <w:t>Bài báo được báo cáo tốt. Cấu trúc sẽ qua được bước kiểm tra kỹ thuật của tạp chí.</w:t>
-            </w:r>
-          </w:p>
-        </w:tc>
-      </w:tr>
-      <w:tr>
-        <w:trPr>
-          <w:cantSplit w:val="true"/>
-        </w:trPr>
-        <w:tc>
-          <w:tcPr>
-            <w:tcW w:type="dxa" w:w="1326"/>
-            <w:tcBorders>
-              <w:top w:val="single" w:sz="4" w:color="D5DDE1"/>
-              <w:left w:val="single" w:sz="4" w:color="D5DDE1"/>
-              <w:bottom w:val="single" w:sz="4" w:color="D5DDE1"/>
-              <w:right w:val="single" w:sz="4" w:color="D5DDE1"/>
-            </w:tcBorders>
-            <w:shd w:val="clear" w:color="auto" w:fill="F5F9FA"/>
-          </w:tcPr>
-          <w:p>
-            <w:pPr>
-              <w:keepNext/>
-              <w:spacing w:after="0"/>
-            </w:pPr>
-            <w:r>
-              <w:rPr>
-                <w:sz w:val="17"/>
-              </w:rPr>
-              <w:t>60 đến 79</w:t>
-            </w:r>
-          </w:p>
-        </w:tc>
-        <w:tc>
-          <w:tcPr>
-            <w:tcW w:type="dxa" w:w="8085"/>
-            <w:tcBorders>
-              <w:top w:val="single" w:sz="4" w:color="D5DDE1"/>
-              <w:left w:val="single" w:sz="4" w:color="D5DDE1"/>
-              <w:bottom w:val="single" w:sz="4" w:color="D5DDE1"/>
-              <w:right w:val="single" w:sz="4" w:color="D5DDE1"/>
-            </w:tcBorders>
-            <w:shd w:val="clear" w:color="auto" w:fill="F5F9FA"/>
-          </w:tcPr>
-          <w:p>
-            <w:pPr>
-              <w:keepNext/>
-              <w:spacing w:after="0"/>
-            </w:pPr>
-            <w:r>
-              <w:rPr>
-                <w:sz w:val="17"/>
-              </w:rPr>
-              <w:t>Bản nháp khá. Sửa các phần được đánh dấu.</w:t>
-            </w:r>
-          </w:p>
-        </w:tc>
-      </w:tr>
-      <w:tr>
-        <w:trPr>
-          <w:cantSplit w:val="true"/>
-        </w:trPr>
-        <w:tc>
-          <w:tcPr>
-            <w:tcW w:type="dxa" w:w="1326"/>
-            <w:tcBorders>
-              <w:top w:val="single" w:sz="4" w:color="D5DDE1"/>
-              <w:left w:val="single" w:sz="4" w:color="D5DDE1"/>
-              <w:bottom w:val="single" w:sz="4" w:color="D5DDE1"/>
-              <w:right w:val="single" w:sz="4" w:color="D5DDE1"/>
-            </w:tcBorders>
-          </w:tcPr>
-          <w:p>
-            <w:pPr>
-              <w:keepNext/>
-              <w:spacing w:after="0"/>
-            </w:pPr>
-            <w:r>
-              <w:rPr>
-                <w:sz w:val="17"/>
-              </w:rPr>
-              <w:t>40 đến 59</w:t>
-            </w:r>
-          </w:p>
-        </w:tc>
-        <w:tc>
-          <w:tcPr>
-            <w:tcW w:type="dxa" w:w="8085"/>
-            <w:tcBorders>
-              <w:top w:val="single" w:sz="4" w:color="D5DDE1"/>
-              <w:left w:val="single" w:sz="4" w:color="D5DDE1"/>
-              <w:bottom w:val="single" w:sz="4" w:color="D5DDE1"/>
-              <w:right w:val="single" w:sz="4" w:color="D5DDE1"/>
-            </w:tcBorders>
-          </w:tcPr>
-          <w:p>
-            <w:pPr>
-              <w:keepNext/>
-              <w:spacing w:after="0"/>
-            </w:pPr>
-            <w:r>
-              <w:rPr>
-                <w:sz w:val="17"/>
-              </w:rPr>
-              <w:t>Đã có phần cốt lõi, nhưng cách báo cáo Kết quả hoặc phần Bàn luận cần sửa nhiều.</w:t>
-            </w:r>
-          </w:p>
-        </w:tc>
-      </w:tr>
-      <w:tr>
-        <w:trPr>
-          <w:cantSplit w:val="true"/>
-        </w:trPr>
-        <w:tc>
-          <w:tcPr>
-            <w:tcW w:type="dxa" w:w="1326"/>
-            <w:tcBorders>
-              <w:top w:val="single" w:sz="4" w:color="D5DDE1"/>
-              <w:left w:val="single" w:sz="4" w:color="D5DDE1"/>
-              <w:bottom w:val="single" w:sz="4" w:color="D5DDE1"/>
-              <w:right w:val="single" w:sz="4" w:color="D5DDE1"/>
-            </w:tcBorders>
-            <w:shd w:val="clear" w:color="auto" w:fill="F5F9FA"/>
-          </w:tcPr>
-          <w:p>
-            <w:pPr>
-              <w:spacing w:after="0"/>
-            </w:pPr>
-            <w:r>
-              <w:rPr>
-                <w:sz w:val="17"/>
-              </w:rPr>
-              <w:t>Dưới 40</w:t>
-            </w:r>
-          </w:p>
-        </w:tc>
-        <w:tc>
-          <w:tcPr>
-            <w:tcW w:type="dxa" w:w="8085"/>
-            <w:tcBorders>
-              <w:top w:val="single" w:sz="4" w:color="D5DDE1"/>
-              <w:left w:val="single" w:sz="4" w:color="D5DDE1"/>
-              <w:bottom w:val="single" w:sz="4" w:color="D5DDE1"/>
-              <w:right w:val="single" w:sz="4" w:color="D5DDE1"/>
-            </w:tcBorders>
-            <w:shd w:val="clear" w:color="auto" w:fill="F5F9FA"/>
-          </w:tcPr>
-          <w:p>
-            <w:pPr>
-              <w:spacing w:after="0"/>
-            </w:pPr>
-            <w:r>
-              <w:rPr>
-                <w:sz w:val="17"/>
-              </w:rPr>
-              <w:t>Cần sửa nhiều. Gặp giảng viên để cùng xem lại gói kết quả.</w:t>
-            </w:r>
-          </w:p>
-        </w:tc>
-      </w:tr>
-    </w:tbl>
     <w:p>
-      <w:pPr>
-        <w:spacing w:after="80"/>
-      </w:pPr>
-    </w:p>
-    <w:p>
-      <w:pPr>
-        <w:pStyle w:val="Heading2"/>
-      </w:pPr>
       <w:r>
-        <w:t>Các lỗi thường gặp cần tìm (và nhận xét)</w:t>
+        <w:t>Nếu học viên gửi Phương pháp, Đặt vấn đề, Bàn luận hoặc Tóm tắt, viết hai hoặc ba nhận xét cho mỗi phần:</w:t>
       </w:r>
     </w:p>
     <w:p>
@@ -2827,7 +2006,13 @@
         <w:pStyle w:val="ListBullet"/>
       </w:pPr>
       <w:r>
-        <w:t>Chỉ báo cáo OR đã hiệu chỉnh, nên người đọc không thấy nhiễu do mức độ nặng đã làm mối liên quan nhỏ lại (hoặc chỉ báo cáo OR thô).</w:t>
+        <w:rPr>
+          <w:b/>
+        </w:rPr>
+        <w:t>Phương pháp:</w:t>
+      </w:r>
+      <w:r>
+        <w:t xml:space="preserve"> thiết kế, người tham gia, biến số, thống kê và dữ liệu thiếu khớp với gói kết quả và SAP.</w:t>
       </w:r>
     </w:p>
     <w:p>
@@ -2835,7 +2020,13 @@
         <w:pStyle w:val="ListBullet"/>
       </w:pPr>
       <w:r>
-        <w:t>"Cân bằng dịch dương làm tăng tử vong": ngôn ngữ nhân quả từ một nghiên cứu thuần tập.</w:t>
+        <w:rPr>
+          <w:b/>
+        </w:rPr>
+        <w:t>Đặt vấn đề:</w:t>
+      </w:r>
+      <w:r>
+        <w:t xml:space="preserve"> điều đã biết, điều chưa biết, mục tiêu. Mục tiêu khớp với phân tích.</w:t>
       </w:r>
     </w:p>
     <w:p>
@@ -2843,7 +2034,13 @@
         <w:pStyle w:val="ListBullet"/>
       </w:pPr>
       <w:r>
-        <w:t>Giá trị p không kèm độ lớn tác động hoặc KTC 95%; "p = 0.000"; tỷ lệ phần trăm không có mẫu số.</w:t>
+        <w:rPr>
+          <w:b/>
+        </w:rPr>
+        <w:t>Bàn luận:</w:t>
+      </w:r>
+      <w:r>
+        <w:t xml:space="preserve"> sáu bước, hạn chế kèm chiều hướng ảnh hưởng, kết luận không mạnh hơn thiết kế cho phép.</w:t>
       </w:r>
     </w:p>
     <w:p>
@@ -2851,7 +2048,21 @@
         <w:pStyle w:val="ListBullet"/>
       </w:pPr>
       <w:r>
-        <w:t>Phần Phương pháp mô tả phân tích không có trong gói kết quả, hoặc phần Kết quả báo cáo phân tích không được mô tả trong Phương pháp.</w:t>
+        <w:rPr>
+          <w:b/>
+        </w:rPr>
+        <w:t>Tóm tắt:</w:t>
+      </w:r>
+      <w:r>
+        <w:t xml:space="preserve"> có cấu trúc, không quá 250 từ, số liệu giống hệt phần Kết quả.</w:t>
+      </w:r>
+    </w:p>
+    <w:p>
+      <w:pPr>
+        <w:pStyle w:val="Heading1"/>
+      </w:pPr>
+      <w:r>
+        <w:t>Các lỗi thường gặp</w:t>
       </w:r>
     </w:p>
     <w:p>
@@ -2859,7 +2070,7 @@
         <w:pStyle w:val="ListBullet"/>
       </w:pPr>
       <w:r>
-        <w:t>Không nhắc đến dữ liệu thiếu (đặc biệt là lactat), hoặc không diễn giải phép so sánh giữa phân tích các trường hợp đầy đủ và quy gán đa bội (Q4).</w:t>
+        <w:t>Chỉ báo cáo OR đã hiệu chỉnh, hoặc chỉ OR thô.</w:t>
       </w:r>
     </w:p>
     <w:p>
@@ -2867,7 +2078,7 @@
         <w:pStyle w:val="ListBullet"/>
       </w:pPr>
       <w:r>
-        <w:t>Dùng trung bình ± SD cho kết cục lệch như thời gian nằm ICU hoặc số ngày không thở máy (Q3, Q5).</w:t>
+        <w:t>"Cân bằng dịch dương làm tăng tử vong": dùng từ nhân quả cho nghiên cứu thuần tập.</w:t>
       </w:r>
     </w:p>
     <w:p>
@@ -2875,7 +2086,7 @@
         <w:pStyle w:val="ListBullet"/>
       </w:pPr>
       <w:r>
-        <w:t>Diễn giải tỷ số nguy cơ tức thời như nguy cơ tương đối; đọc các vạch dọc trên đường Kaplan-Meier thành ca tử vong (Q1).</w:t>
+        <w:t>Giá trị p không kèm độ lớn tác động, "p = 0.000", tỷ lệ phần trăm không có mẫu số.</w:t>
       </w:r>
     </w:p>
     <w:p>
@@ -2883,7 +2094,7 @@
         <w:pStyle w:val="ListBullet"/>
       </w:pPr>
       <w:r>
-        <w:t>Thiếu câu nêu dữ liệu mô phỏng hoặc câu công khai sử dụng AI.</w:t>
+        <w:t>Không nêu dữ liệu thiếu (nhất là lactat), hoặc Q4 không có cả hai ước lượng.</w:t>
       </w:r>
     </w:p>
     <w:p>
@@ -2891,7 +2102,23 @@
         <w:pStyle w:val="ListBullet"/>
       </w:pPr>
       <w:r>
-        <w:t>Phần Bàn luận lặp lại Kết quả hoặc bỏ qua Bài báo 2.</w:t>
+        <w:t>Dùng trung bình (SD) cho kết cục phân bố lệch (Q3, Q5).</w:t>
+      </w:r>
+    </w:p>
+    <w:p>
+      <w:pPr>
+        <w:pStyle w:val="ListBullet"/>
+      </w:pPr>
+      <w:r>
+        <w:t>Đọc tỷ số nguy cơ tức thời (HR) như tỷ số nguy cơ (RR) (Q1).</w:t>
+      </w:r>
+    </w:p>
+    <w:p>
+      <w:pPr>
+        <w:pStyle w:val="ListBullet"/>
+      </w:pPr>
+      <w:r>
+        <w:t>Thiếu câu về dữ liệu mô phỏng hoặc câu công khai sử dụng AI.</w:t>
       </w:r>
     </w:p>
     <w:sectPr>

--- a/vi/files/assignments/Manuscript_Rubric_VN.docx
+++ b/vi/files/assignments/Manuscript_Rubric_VN.docx
@@ -87,18 +87,16 @@
         <w:pStyle w:val="KeyFindings"/>
       </w:pPr>
       <w:r>
-        <w:rPr>
-          <w:b/>
-        </w:rPr>
+        <w:t xml:space="preserve">Chấm phần Kết quả </w:t>
       </w:r>
-      <w:r/>
       <w:r>
         <w:rPr>
           <w:b/>
         </w:rPr>
+        <w:t>đã sửa</w:t>
       </w:r>
       <w:r>
-        <w:t>Điểm mang tính hình thành. Chấm phần Kết quả đã sửa (hạn 30/1/2027). Nếu không có bản sửa, chấm bản nháp và cho 0 điểm ở tiêu chí 9. Chấm phần viết, không chấm phần phân tích: giảng viên đã làm phân tích.</w:t>
+        <w:t xml:space="preserve"> (hạn thứ Bảy 9/1/2027). Nếu không có bản sửa, chấm bản nháp và cho 0 điểm ở tiêu chí 9. Chấm phần viết, không chấm phần phân tích.</w:t>
       </w:r>
     </w:p>
     <w:p>
@@ -1378,7 +1376,7 @@
               <w:rPr>
                 <w:sz w:val="17"/>
               </w:rPr>
-              <w:t xml:space="preserve">Không diễn giải. Từ ngữ chừng mực. Số liệu trong bài và trong bảng khớp với gói kết quả. Dùng mẫu. Có câu về dữ liệu mô phỏng và câu công khai sử dụng AI. </w:t>
+              <w:t xml:space="preserve">Không diễn giải. Từ ngữ chừng mực. Số liệu trong bài và trong bảng khớp với gói kết quả. Dùng mẫu. Có câu công khai sử dụng AI. </w:t>
             </w:r>
             <w:r>
               <w:rPr>
@@ -1438,7 +1436,7 @@
               <w:rPr>
                 <w:sz w:val="17"/>
               </w:rPr>
-              <w:t xml:space="preserve">Có diễn giải hoặc từ nhân quả trong phần Kết quả, hoặc thiếu một câu tuyên bố. </w:t>
+              <w:t xml:space="preserve">Có diễn giải hoặc từ nhân quả trong phần Kết quả, hoặc thiếu câu công khai sử dụng AI. </w:t>
             </w:r>
             <w:r>
               <w:rPr>
@@ -2118,7 +2116,7 @@
         <w:pStyle w:val="ListBullet"/>
       </w:pPr>
       <w:r>
-        <w:t>Thiếu câu về dữ liệu mô phỏng hoặc câu công khai sử dụng AI.</w:t>
+        <w:t>Thiếu câu công khai sử dụng AI.</w:t>
       </w:r>
     </w:p>
     <w:sectPr>
